--- a/Knowledge/3-Work knowledge/1-Software Engineering/2-General Technologies/9-Databases/5-My Source/1-Intro to Databases/1-Data Models/1-Components of a Data Model/2-Types of Relationships/2-One-to-Many.docx
+++ b/Knowledge/3-Work knowledge/1-Software Engineering/2-General Technologies/9-Databases/5-My Source/1-Intro to Databases/1-Data Models/1-Components of a Data Model/2-Types of Relationships/2-One-to-Many.docx
@@ -27,7 +27,7 @@
     <w:p>
       <w:r>
         <w:rPr>
-          <w:rFonts w:ascii="Arial" w:hAnsi="Arial" w:cs="Arial"/>
+          <w:rFonts w:ascii="Arial" w:hAnsi="Arial" w:cs="Arial" w:eastAsia="Arial"/>
           <w:b/>
           <w:color w:val="000000"/>
           <w:sz w:val="18"/>
@@ -37,7 +37,7 @@
       </w:r>
       <w:r>
         <w:rPr>
-          <w:rFonts w:ascii="Arial" w:hAnsi="Arial" w:cs="Arial"/>
+          <w:rFonts w:ascii="Arial" w:hAnsi="Arial" w:cs="Arial" w:eastAsia="Arial"/>
           <w:color w:val="000000"/>
           <w:sz w:val="18"/>
           <w:highlight w:val="lightGray"/>
@@ -46,7 +46,7 @@
       </w:r>
       <w:r>
         <w:rPr>
-          <w:rFonts w:ascii="Arial" w:hAnsi="Arial" w:cs="Arial"/>
+          <w:rFonts w:ascii="Arial" w:hAnsi="Arial" w:cs="Arial" w:eastAsia="Arial"/>
           <w:b/>
           <w:color w:val="000000"/>
           <w:sz w:val="18"/>
@@ -56,7 +56,7 @@
       </w:r>
       <w:r>
         <w:rPr>
-          <w:rFonts w:ascii="Arial" w:hAnsi="Arial" w:cs="Arial"/>
+          <w:rFonts w:ascii="Arial" w:hAnsi="Arial" w:cs="Arial" w:eastAsia="Arial"/>
           <w:color w:val="000000"/>
           <w:sz w:val="18"/>
           <w:highlight w:val="lightGray"/>
@@ -65,7 +65,7 @@
       </w:r>
       <w:r>
         <w:rPr>
-          <w:rFonts w:ascii="Arial" w:hAnsi="Arial" w:cs="Arial"/>
+          <w:rFonts w:ascii="Arial" w:hAnsi="Arial" w:cs="Arial" w:eastAsia="Arial"/>
           <w:b/>
           <w:color w:val="000000"/>
           <w:sz w:val="18"/>
@@ -75,7 +75,7 @@
       </w:r>
       <w:r>
         <w:rPr>
-          <w:rFonts w:ascii="Arial" w:hAnsi="Arial" w:cs="Arial"/>
+          <w:rFonts w:ascii="Arial" w:hAnsi="Arial" w:cs="Arial" w:eastAsia="Arial"/>
           <w:color w:val="000000"/>
           <w:sz w:val="18"/>
           <w:highlight w:val="lightGray"/>
@@ -91,13 +91,13 @@
       </w:pPr>
       <w:r>
         <w:rPr>
-          <w:rFonts w:ascii="Roboto Mono" w:hAnsi="Roboto Mono"/>
+          <w:rFonts w:ascii="Roboto Mono" w:hAnsi="Roboto Mono" w:eastAsia="Roboto Mono"/>
         </w:rPr>
         <w:t xml:space="preserve">A </w:t>
       </w:r>
       <w:r>
         <w:rPr>
-          <w:rFonts w:ascii="Roboto Mono" w:hAnsi="Roboto Mono"/>
+          <w:rFonts w:ascii="Roboto Mono" w:hAnsi="Roboto Mono" w:eastAsia="Roboto Mono"/>
           <w:b/>
           <w:bCs/>
         </w:rPr>
@@ -105,13 +105,13 @@
       </w:r>
       <w:r>
         <w:rPr>
-          <w:rFonts w:ascii="Roboto Mono" w:hAnsi="Roboto Mono"/>
+          <w:rFonts w:ascii="Roboto Mono" w:hAnsi="Roboto Mono" w:eastAsia="Roboto Mono"/>
         </w:rPr>
         <w:t xml:space="preserve"> exists when </w:t>
       </w:r>
       <w:r>
         <w:rPr>
-          <w:rFonts w:ascii="Roboto Mono" w:hAnsi="Roboto Mono"/>
+          <w:rFonts w:ascii="Roboto Mono" w:hAnsi="Roboto Mono" w:eastAsia="Roboto Mono"/>
           <w:b/>
           <w:bCs/>
         </w:rPr>
@@ -119,7 +119,7 @@
       </w:r>
       <w:r>
         <w:rPr>
-          <w:rFonts w:ascii="Roboto Mono" w:hAnsi="Roboto Mono"/>
+          <w:rFonts w:ascii="Roboto Mono" w:hAnsi="Roboto Mono" w:eastAsia="Roboto Mono"/>
         </w:rPr>
         <w:t>, but each record in Entity B can be related to only one record in Entity A.</w:t>
       </w:r>
@@ -132,7 +132,7 @@
       </w:pPr>
       <w:r>
         <w:rPr>
-          <w:rFonts w:ascii="Roboto Mono" w:hAnsi="Roboto Mono"/>
+          <w:rFonts w:ascii="Roboto Mono" w:hAnsi="Roboto Mono" w:eastAsia="Roboto Mono"/>
         </w:rPr>
         <w:t>In other words:</w:t>
       </w:r>
@@ -205,38 +205,38 @@
       </w:pPr>
       <w:r>
         <w:rPr>
-          <w:rFonts w:ascii="Roboto Mono" w:hAnsi="Roboto Mono"/>
+          <w:rFonts w:ascii="Roboto Mono" w:hAnsi="Roboto Mono" w:eastAsia="Roboto Mono"/>
         </w:rPr>
         <w:t xml:space="preserve">One A </w:t>
       </w:r>
       <w:r>
         <w:rPr>
-          <w:rFonts w:ascii="Arial" w:hAnsi="Arial" w:cs="Arial"/>
+          <w:rFonts w:ascii="Roboto Mono" w:hAnsi="Roboto Mono" w:cs="Arial" w:eastAsia="Roboto Mono"/>
         </w:rPr>
         <w:t>→</w:t>
       </w:r>
       <w:r>
         <w:rPr>
-          <w:rFonts w:ascii="Roboto Mono" w:hAnsi="Roboto Mono"/>
+          <w:rFonts w:ascii="Roboto Mono" w:hAnsi="Roboto Mono" w:eastAsia="Roboto Mono"/>
         </w:rPr>
         <w:t xml:space="preserve"> Many B</w:t>
       </w:r>
       <w:r>
         <w:rPr>
-          <w:rFonts w:ascii="Roboto Mono" w:hAnsi="Roboto Mono"/>
+          <w:rFonts w:ascii="Roboto Mono" w:hAnsi="Roboto Mono" w:eastAsia="Roboto Mono"/>
         </w:rPr>
         <w:br/>
         <w:t xml:space="preserve">Many B </w:t>
       </w:r>
       <w:r>
         <w:rPr>
-          <w:rFonts w:ascii="Arial" w:hAnsi="Arial" w:cs="Arial"/>
+          <w:rFonts w:ascii="Roboto Mono" w:hAnsi="Roboto Mono" w:cs="Arial" w:eastAsia="Roboto Mono"/>
         </w:rPr>
         <w:t>→</w:t>
       </w:r>
       <w:r>
         <w:rPr>
-          <w:rFonts w:ascii="Roboto Mono" w:hAnsi="Roboto Mono"/>
+          <w:rFonts w:ascii="Roboto Mono" w:hAnsi="Roboto Mono" w:eastAsia="Roboto Mono"/>
         </w:rPr>
         <w:t xml:space="preserve"> One A</w:t>
       </w:r>
@@ -249,13 +249,13 @@
       </w:pPr>
       <w:r>
         <w:rPr>
-          <w:rFonts w:ascii="Roboto Mono" w:hAnsi="Roboto Mono"/>
+          <w:rFonts w:ascii="Roboto Mono" w:hAnsi="Roboto Mono" w:eastAsia="Roboto Mono"/>
         </w:rPr>
         <w:t xml:space="preserve">This is the </w:t>
       </w:r>
       <w:r>
         <w:rPr>
-          <w:rFonts w:ascii="Roboto Mono" w:hAnsi="Roboto Mono"/>
+          <w:rFonts w:ascii="Roboto Mono" w:hAnsi="Roboto Mono" w:eastAsia="Roboto Mono"/>
           <w:b/>
           <w:bCs/>
         </w:rPr>
@@ -263,7 +263,7 @@
       </w:r>
       <w:r>
         <w:rPr>
-          <w:rFonts w:ascii="Roboto Mono" w:hAnsi="Roboto Mono"/>
+          <w:rFonts w:ascii="Roboto Mono" w:hAnsi="Roboto Mono" w:eastAsia="Roboto Mono"/>
         </w:rPr>
         <w:t xml:space="preserve"> in relational databases.</w:t>
       </w:r>
@@ -276,7 +276,7 @@
       </w:pPr>
       <w:r>
         <w:rPr>
-          <w:rFonts w:ascii="Roboto Mono" w:hAnsi="Roboto Mono"/>
+          <w:rFonts w:ascii="Roboto Mono" w:hAnsi="Roboto Mono" w:eastAsia="Roboto Mono"/>
         </w:rPr>
         <w:pict w14:anchorId="3F0E56EA">
           <v:rect id="_x0000_i1025" style="width:0;height:1.5pt" o:hralign="center" o:hrstd="t" o:hr="t" fillcolor="#a0a0a0" stroked="f"/>
@@ -300,7 +300,7 @@
     <w:p>
       <w:r>
         <w:rPr>
-          <w:rFonts w:ascii="Arial" w:hAnsi="Arial" w:cs="Arial"/>
+          <w:rFonts w:ascii="Arial" w:hAnsi="Arial" w:cs="Arial" w:eastAsia="Arial"/>
           <w:b/>
           <w:color w:val="000000"/>
           <w:sz w:val="18"/>
@@ -310,7 +310,7 @@
       </w:r>
       <w:r>
         <w:rPr>
-          <w:rFonts w:ascii="Arial" w:hAnsi="Arial" w:cs="Arial"/>
+          <w:rFonts w:ascii="Arial" w:hAnsi="Arial" w:cs="Arial" w:eastAsia="Arial"/>
           <w:color w:val="000000"/>
           <w:sz w:val="18"/>
           <w:highlight w:val="lightGray"/>
@@ -319,7 +319,7 @@
       </w:r>
       <w:r>
         <w:rPr>
-          <w:rFonts w:ascii="Arial" w:hAnsi="Arial" w:cs="Arial"/>
+          <w:rFonts w:ascii="Arial" w:hAnsi="Arial" w:cs="Arial" w:eastAsia="Arial"/>
           <w:b/>
           <w:color w:val="000000"/>
           <w:sz w:val="18"/>
@@ -329,7 +329,7 @@
       </w:r>
       <w:r>
         <w:rPr>
-          <w:rFonts w:ascii="Arial" w:hAnsi="Arial" w:cs="Arial"/>
+          <w:rFonts w:ascii="Arial" w:hAnsi="Arial" w:cs="Arial" w:eastAsia="Arial"/>
           <w:color w:val="000000"/>
           <w:sz w:val="18"/>
           <w:highlight w:val="lightGray"/>
@@ -338,7 +338,7 @@
       </w:r>
       <w:r>
         <w:rPr>
-          <w:rFonts w:ascii="Arial" w:hAnsi="Arial" w:cs="Arial"/>
+          <w:rFonts w:ascii="Arial" w:hAnsi="Arial" w:cs="Arial" w:eastAsia="Arial"/>
           <w:b/>
           <w:color w:val="000000"/>
           <w:sz w:val="18"/>
@@ -348,7 +348,7 @@
       </w:r>
       <w:r>
         <w:rPr>
-          <w:rFonts w:ascii="Arial" w:hAnsi="Arial" w:cs="Arial"/>
+          <w:rFonts w:ascii="Arial" w:hAnsi="Arial" w:cs="Arial" w:eastAsia="Arial"/>
           <w:color w:val="000000"/>
           <w:sz w:val="18"/>
           <w:highlight w:val="lightGray"/>
@@ -364,7 +364,7 @@
       </w:pPr>
       <w:r>
         <w:rPr>
-          <w:rFonts w:ascii="Roboto Mono" w:hAnsi="Roboto Mono"/>
+          <w:rFonts w:ascii="Roboto Mono" w:hAnsi="Roboto Mono" w:eastAsia="Roboto Mono"/>
         </w:rPr>
         <w:t>One-to-Many relationships are used when:</w:t>
       </w:r>
@@ -381,7 +381,7 @@
       </w:pPr>
       <w:r>
         <w:rPr>
-          <w:rFonts w:ascii="Roboto Mono" w:hAnsi="Roboto Mono"/>
+          <w:rFonts w:ascii="Roboto Mono" w:hAnsi="Roboto Mono" w:eastAsia="Roboto Mono"/>
         </w:rPr>
         <w:t xml:space="preserve">One entity owns multiple related records. </w:t>
       </w:r>
@@ -398,7 +398,7 @@
       </w:pPr>
       <w:r>
         <w:rPr>
-          <w:rFonts w:ascii="Roboto Mono" w:hAnsi="Roboto Mono"/>
+          <w:rFonts w:ascii="Roboto Mono" w:hAnsi="Roboto Mono" w:eastAsia="Roboto Mono"/>
         </w:rPr>
         <w:t xml:space="preserve">One parent record has many child records. </w:t>
       </w:r>
@@ -415,7 +415,7 @@
       </w:pPr>
       <w:r>
         <w:rPr>
-          <w:rFonts w:ascii="Roboto Mono" w:hAnsi="Roboto Mono"/>
+          <w:rFonts w:ascii="Roboto Mono" w:hAnsi="Roboto Mono" w:eastAsia="Roboto Mono"/>
         </w:rPr>
         <w:t xml:space="preserve">Data naturally forms a hierarchy. </w:t>
       </w:r>
@@ -428,7 +428,7 @@
       </w:pPr>
       <w:r>
         <w:rPr>
-          <w:rFonts w:ascii="Roboto Mono" w:hAnsi="Roboto Mono"/>
+          <w:rFonts w:ascii="Roboto Mono" w:hAnsi="Roboto Mono" w:eastAsia="Roboto Mono"/>
         </w:rPr>
         <w:pict w14:anchorId="24293643">
           <v:rect id="_x0000_i1026" style="width:0;height:1.5pt" o:hralign="center" o:hrstd="t" o:hr="t" fillcolor="#a0a0a0" stroked="f"/>
@@ -452,7 +452,7 @@
     <w:p>
       <w:r>
         <w:rPr>
-          <w:rFonts w:ascii="Arial" w:hAnsi="Arial" w:cs="Arial"/>
+          <w:rFonts w:ascii="Arial" w:hAnsi="Arial" w:cs="Arial" w:eastAsia="Arial"/>
           <w:b/>
           <w:color w:val="000000"/>
           <w:sz w:val="18"/>
@@ -462,7 +462,7 @@
       </w:r>
       <w:r>
         <w:rPr>
-          <w:rFonts w:ascii="Arial" w:hAnsi="Arial" w:cs="Arial"/>
+          <w:rFonts w:ascii="Arial" w:hAnsi="Arial" w:cs="Arial" w:eastAsia="Arial"/>
           <w:color w:val="000000"/>
           <w:sz w:val="18"/>
           <w:highlight w:val="lightGray"/>
@@ -471,7 +471,7 @@
       </w:r>
       <w:r>
         <w:rPr>
-          <w:rFonts w:ascii="Arial" w:hAnsi="Arial" w:cs="Arial"/>
+          <w:rFonts w:ascii="Arial" w:hAnsi="Arial" w:cs="Arial" w:eastAsia="Arial"/>
           <w:b/>
           <w:color w:val="000000"/>
           <w:sz w:val="18"/>
@@ -481,7 +481,7 @@
       </w:r>
       <w:r>
         <w:rPr>
-          <w:rFonts w:ascii="Arial" w:hAnsi="Arial" w:cs="Arial"/>
+          <w:rFonts w:ascii="Arial" w:hAnsi="Arial" w:cs="Arial" w:eastAsia="Arial"/>
           <w:color w:val="000000"/>
           <w:sz w:val="18"/>
           <w:highlight w:val="lightGray"/>
@@ -490,7 +490,7 @@
       </w:r>
       <w:r>
         <w:rPr>
-          <w:rFonts w:ascii="Arial" w:hAnsi="Arial" w:cs="Arial"/>
+          <w:rFonts w:ascii="Arial" w:hAnsi="Arial" w:cs="Arial" w:eastAsia="Arial"/>
           <w:b/>
           <w:color w:val="000000"/>
           <w:sz w:val="18"/>
@@ -500,7 +500,7 @@
       </w:r>
       <w:r>
         <w:rPr>
-          <w:rFonts w:ascii="Arial" w:hAnsi="Arial" w:cs="Arial"/>
+          <w:rFonts w:ascii="Arial" w:hAnsi="Arial" w:cs="Arial" w:eastAsia="Arial"/>
           <w:color w:val="000000"/>
           <w:sz w:val="18"/>
           <w:highlight w:val="lightGray"/>
@@ -518,7 +518,7 @@
       </w:pPr>
       <w:r>
         <w:rPr>
-          <w:rFonts w:ascii="Roboto Mono" w:hAnsi="Roboto Mono"/>
+          <w:rFonts w:ascii="Roboto Mono" w:hAnsi="Roboto Mono" w:eastAsia="Roboto Mono"/>
           <w:b/>
           <w:bCs/>
         </w:rPr>
@@ -595,38 +595,38 @@
       </w:pPr>
       <w:r>
         <w:rPr>
-          <w:rFonts w:ascii="Roboto Mono" w:hAnsi="Roboto Mono"/>
+          <w:rFonts w:ascii="Roboto Mono" w:hAnsi="Roboto Mono" w:eastAsia="Roboto Mono"/>
         </w:rPr>
         <w:t xml:space="preserve">One Customer </w:t>
       </w:r>
       <w:r>
         <w:rPr>
-          <w:rFonts w:ascii="Arial" w:hAnsi="Arial" w:cs="Arial"/>
+          <w:rFonts w:ascii="Roboto Mono" w:hAnsi="Roboto Mono" w:cs="Arial" w:eastAsia="Roboto Mono"/>
         </w:rPr>
         <w:t>→</w:t>
       </w:r>
       <w:r>
         <w:rPr>
-          <w:rFonts w:ascii="Roboto Mono" w:hAnsi="Roboto Mono"/>
+          <w:rFonts w:ascii="Roboto Mono" w:hAnsi="Roboto Mono" w:eastAsia="Roboto Mono"/>
         </w:rPr>
         <w:t xml:space="preserve"> Many Orders</w:t>
       </w:r>
       <w:r>
         <w:rPr>
-          <w:rFonts w:ascii="Roboto Mono" w:hAnsi="Roboto Mono"/>
+          <w:rFonts w:ascii="Roboto Mono" w:hAnsi="Roboto Mono" w:eastAsia="Roboto Mono"/>
         </w:rPr>
         <w:br/>
         <w:t xml:space="preserve">One Order </w:t>
       </w:r>
       <w:r>
         <w:rPr>
-          <w:rFonts w:ascii="Arial" w:hAnsi="Arial" w:cs="Arial"/>
+          <w:rFonts w:ascii="Roboto Mono" w:hAnsi="Roboto Mono" w:cs="Arial" w:eastAsia="Roboto Mono"/>
         </w:rPr>
         <w:t>→</w:t>
       </w:r>
       <w:r>
         <w:rPr>
-          <w:rFonts w:ascii="Roboto Mono" w:hAnsi="Roboto Mono"/>
+          <w:rFonts w:ascii="Roboto Mono" w:hAnsi="Roboto Mono" w:eastAsia="Roboto Mono"/>
         </w:rPr>
         <w:t xml:space="preserve"> One Customer</w:t>
       </w:r>
@@ -639,7 +639,7 @@
       </w:pPr>
       <w:r>
         <w:rPr>
-          <w:rFonts w:ascii="Roboto Mono" w:hAnsi="Roboto Mono"/>
+          <w:rFonts w:ascii="Roboto Mono" w:hAnsi="Roboto Mono" w:eastAsia="Roboto Mono"/>
         </w:rPr>
         <w:pict w14:anchorId="5C13675A">
           <v:rect id="_x0000_i1027" style="width:0;height:1.5pt" o:hralign="center" o:hrstd="t" o:hr="t" fillcolor="#a0a0a0" stroked="f"/>
@@ -656,7 +656,7 @@
       </w:pPr>
       <w:r>
         <w:rPr>
-          <w:rFonts w:ascii="Roboto Mono" w:hAnsi="Roboto Mono"/>
+          <w:rFonts w:ascii="Roboto Mono" w:hAnsi="Roboto Mono" w:eastAsia="Roboto Mono"/>
           <w:b/>
           <w:bCs/>
         </w:rPr>
@@ -733,19 +733,19 @@
       </w:pPr>
       <w:r>
         <w:rPr>
-          <w:rFonts w:ascii="Roboto Mono" w:hAnsi="Roboto Mono"/>
+          <w:rFonts w:ascii="Roboto Mono" w:hAnsi="Roboto Mono" w:eastAsia="Roboto Mono"/>
         </w:rPr>
         <w:t xml:space="preserve">Customer 1 </w:t>
       </w:r>
       <w:r>
         <w:rPr>
-          <w:rFonts w:ascii="Arial" w:hAnsi="Arial" w:cs="Arial"/>
+          <w:rFonts w:ascii="Roboto Mono" w:hAnsi="Roboto Mono" w:cs="Arial" w:eastAsia="Roboto Mono"/>
         </w:rPr>
         <w:t>─────</w:t>
       </w:r>
       <w:r>
         <w:rPr>
-          <w:rFonts w:ascii="Roboto Mono" w:hAnsi="Roboto Mono"/>
+          <w:rFonts w:ascii="Roboto Mono" w:hAnsi="Roboto Mono" w:eastAsia="Roboto Mono"/>
         </w:rPr>
         <w:t xml:space="preserve"> N Orders</w:t>
       </w:r>
@@ -758,7 +758,7 @@
       </w:pPr>
       <w:r>
         <w:rPr>
-          <w:rFonts w:ascii="Roboto Mono" w:hAnsi="Roboto Mono"/>
+          <w:rFonts w:ascii="Roboto Mono" w:hAnsi="Roboto Mono" w:eastAsia="Roboto Mono"/>
         </w:rPr>
         <w:pict w14:anchorId="6F70DEAE">
           <v:rect id="_x0000_i1028" style="width:0;height:1.5pt" o:hralign="center" o:hrstd="t" o:hr="t" fillcolor="#a0a0a0" stroked="f"/>
@@ -775,7 +775,7 @@
       </w:pPr>
       <w:r>
         <w:rPr>
-          <w:rFonts w:ascii="Roboto Mono" w:hAnsi="Roboto Mono"/>
+          <w:rFonts w:ascii="Roboto Mono" w:hAnsi="Roboto Mono" w:eastAsia="Roboto Mono"/>
           <w:b/>
           <w:bCs/>
         </w:rPr>
@@ -792,7 +792,7 @@
       </w:pPr>
       <w:r>
         <w:rPr>
-          <w:rFonts w:ascii="Roboto Mono" w:hAnsi="Roboto Mono"/>
+          <w:rFonts w:ascii="Roboto Mono" w:hAnsi="Roboto Mono" w:eastAsia="Roboto Mono"/>
           <w:b/>
           <w:bCs/>
         </w:rPr>
@@ -1032,7 +1032,7 @@
       </w:pPr>
       <w:r>
         <w:rPr>
-          <w:rFonts w:ascii="Roboto Mono" w:hAnsi="Roboto Mono"/>
+          <w:rFonts w:ascii="Roboto Mono" w:hAnsi="Roboto Mono" w:eastAsia="Roboto Mono"/>
           <w:b/>
           <w:bCs/>
         </w:rPr>
@@ -1360,13 +1360,13 @@
       </w:pPr>
       <w:r>
         <w:rPr>
-          <w:rFonts w:ascii="Roboto Mono" w:hAnsi="Roboto Mono"/>
+          <w:rFonts w:ascii="Roboto Mono" w:hAnsi="Roboto Mono" w:eastAsia="Roboto Mono"/>
         </w:rPr>
         <w:t xml:space="preserve">Customer </w:t>
       </w:r>
       <w:r>
         <w:rPr>
-          <w:rFonts w:ascii="Roboto Mono" w:hAnsi="Roboto Mono"/>
+          <w:rFonts w:ascii="Roboto Mono" w:hAnsi="Roboto Mono" w:eastAsia="Roboto Mono"/>
           <w:b/>
           <w:bCs/>
         </w:rPr>
@@ -1374,7 +1374,7 @@
       </w:r>
       <w:r>
         <w:rPr>
-          <w:rFonts w:ascii="Roboto Mono" w:hAnsi="Roboto Mono"/>
+          <w:rFonts w:ascii="Roboto Mono" w:hAnsi="Roboto Mono" w:eastAsia="Roboto Mono"/>
         </w:rPr>
         <w:t xml:space="preserve"> has three orders.</w:t>
       </w:r>
@@ -1387,13 +1387,13 @@
       </w:pPr>
       <w:r>
         <w:rPr>
-          <w:rFonts w:ascii="Roboto Mono" w:hAnsi="Roboto Mono"/>
+          <w:rFonts w:ascii="Roboto Mono" w:hAnsi="Roboto Mono" w:eastAsia="Roboto Mono"/>
         </w:rPr>
         <w:t xml:space="preserve">Customer </w:t>
       </w:r>
       <w:r>
         <w:rPr>
-          <w:rFonts w:ascii="Roboto Mono" w:hAnsi="Roboto Mono"/>
+          <w:rFonts w:ascii="Roboto Mono" w:hAnsi="Roboto Mono" w:eastAsia="Roboto Mono"/>
           <w:b/>
           <w:bCs/>
         </w:rPr>
@@ -1401,7 +1401,7 @@
       </w:r>
       <w:r>
         <w:rPr>
-          <w:rFonts w:ascii="Roboto Mono" w:hAnsi="Roboto Mono"/>
+          <w:rFonts w:ascii="Roboto Mono" w:hAnsi="Roboto Mono" w:eastAsia="Roboto Mono"/>
         </w:rPr>
         <w:t xml:space="preserve"> has one order.</w:t>
       </w:r>
@@ -1414,7 +1414,7 @@
       </w:pPr>
       <w:r>
         <w:rPr>
-          <w:rFonts w:ascii="Roboto Mono" w:hAnsi="Roboto Mono"/>
+          <w:rFonts w:ascii="Roboto Mono" w:hAnsi="Roboto Mono" w:eastAsia="Roboto Mono"/>
         </w:rPr>
         <w:t>Each order belongs to only one customer.</w:t>
       </w:r>
@@ -1427,7 +1427,7 @@
       </w:pPr>
       <w:r>
         <w:rPr>
-          <w:rFonts w:ascii="Roboto Mono" w:hAnsi="Roboto Mono"/>
+          <w:rFonts w:ascii="Roboto Mono" w:hAnsi="Roboto Mono" w:eastAsia="Roboto Mono"/>
         </w:rPr>
         <w:pict w14:anchorId="581BA422">
           <v:rect id="_x0000_i1029" style="width:0;height:1.5pt" o:hralign="center" o:hrstd="t" o:hr="t" fillcolor="#a0a0a0" stroked="f"/>
@@ -1475,7 +1475,7 @@
       </w:pPr>
       <w:r>
         <w:rPr>
-          <w:rFonts w:ascii="Arial" w:hAnsi="Arial" w:cs="Arial"/>
+          <w:rFonts w:ascii="Arial" w:hAnsi="Arial" w:cs="Arial" w:eastAsia="Arial"/>
           <w:b/>
           <w:color w:val="000000"/>
           <w:sz w:val="18"/>
@@ -1485,7 +1485,7 @@
       </w:r>
       <w:r>
         <w:rPr>
-          <w:rFonts w:ascii="Arial" w:hAnsi="Arial" w:cs="Arial"/>
+          <w:rFonts w:ascii="Arial" w:hAnsi="Arial" w:cs="Arial" w:eastAsia="Arial"/>
           <w:color w:val="000000"/>
           <w:sz w:val="18"/>
           <w:highlight w:val="lightGray"/>
@@ -1494,7 +1494,7 @@
       </w:r>
       <w:r>
         <w:rPr>
-          <w:rFonts w:ascii="Arial" w:hAnsi="Arial" w:cs="Arial"/>
+          <w:rFonts w:ascii="Arial" w:hAnsi="Arial" w:cs="Arial" w:eastAsia="Arial"/>
           <w:b/>
           <w:color w:val="000000"/>
           <w:sz w:val="18"/>
@@ -1504,7 +1504,7 @@
       </w:r>
       <w:r>
         <w:rPr>
-          <w:rFonts w:ascii="Arial" w:hAnsi="Arial" w:cs="Arial"/>
+          <w:rFonts w:ascii="Arial" w:hAnsi="Arial" w:cs="Arial" w:eastAsia="Arial"/>
           <w:color w:val="000000"/>
           <w:sz w:val="18"/>
           <w:highlight w:val="lightGray"/>
@@ -1513,7 +1513,7 @@
       </w:r>
       <w:r>
         <w:rPr>
-          <w:rFonts w:ascii="Arial" w:hAnsi="Arial" w:cs="Arial"/>
+          <w:rFonts w:ascii="Arial" w:hAnsi="Arial" w:cs="Arial" w:eastAsia="Arial"/>
           <w:b/>
           <w:color w:val="000000"/>
           <w:sz w:val="18"/>
@@ -1523,7 +1523,7 @@
       </w:r>
       <w:r>
         <w:rPr>
-          <w:rFonts w:ascii="Arial" w:hAnsi="Arial" w:cs="Arial"/>
+          <w:rFonts w:ascii="Arial" w:hAnsi="Arial" w:cs="Arial" w:eastAsia="Arial"/>
           <w:color w:val="000000"/>
           <w:sz w:val="18"/>
           <w:highlight w:val="lightGray"/>
@@ -1594,19 +1594,19 @@
       </w:pPr>
       <w:r>
         <w:rPr>
-          <w:rFonts w:ascii="Roboto Mono" w:hAnsi="Roboto Mono"/>
+          <w:rFonts w:ascii="Roboto Mono" w:hAnsi="Roboto Mono" w:eastAsia="Roboto Mono"/>
         </w:rPr>
         <w:t xml:space="preserve">Customer 1 </w:t>
       </w:r>
       <w:r>
         <w:rPr>
-          <w:rFonts w:ascii="Arial" w:hAnsi="Arial" w:cs="Arial"/>
+          <w:rFonts w:ascii="Roboto Mono" w:hAnsi="Roboto Mono" w:cs="Arial" w:eastAsia="Roboto Mono"/>
         </w:rPr>
         <w:t>─────</w:t>
       </w:r>
       <w:r>
         <w:rPr>
-          <w:rFonts w:ascii="Roboto Mono" w:hAnsi="Roboto Mono"/>
+          <w:rFonts w:ascii="Roboto Mono" w:hAnsi="Roboto Mono" w:eastAsia="Roboto Mono"/>
         </w:rPr>
         <w:t xml:space="preserve"> N Orders</w:t>
       </w:r>
@@ -1619,7 +1619,7 @@
       </w:pPr>
       <w:r>
         <w:rPr>
-          <w:rFonts w:ascii="Roboto Mono" w:hAnsi="Roboto Mono"/>
+          <w:rFonts w:ascii="Roboto Mono" w:hAnsi="Roboto Mono" w:eastAsia="Roboto Mono"/>
         </w:rPr>
         <w:pict w14:anchorId="37748DFC">
           <v:rect id="_x0000_i1030" style="width:0;height:1.5pt" o:hralign="center" o:hrstd="t" o:hr="t" fillcolor="#a0a0a0" stroked="f"/>
@@ -1653,7 +1653,7 @@
       </w:pPr>
       <w:r>
         <w:rPr>
-          <w:rFonts w:ascii="Arial" w:hAnsi="Arial" w:cs="Arial"/>
+          <w:rFonts w:ascii="Arial" w:hAnsi="Arial" w:cs="Arial" w:eastAsia="Arial"/>
           <w:b/>
           <w:color w:val="000000"/>
           <w:sz w:val="18"/>
@@ -1663,7 +1663,7 @@
       </w:r>
       <w:r>
         <w:rPr>
-          <w:rFonts w:ascii="Arial" w:hAnsi="Arial" w:cs="Arial"/>
+          <w:rFonts w:ascii="Arial" w:hAnsi="Arial" w:cs="Arial" w:eastAsia="Arial"/>
           <w:color w:val="000000"/>
           <w:sz w:val="18"/>
           <w:highlight w:val="lightGray"/>
@@ -1672,7 +1672,7 @@
       </w:r>
       <w:r>
         <w:rPr>
-          <w:rFonts w:ascii="Arial" w:hAnsi="Arial" w:cs="Arial"/>
+          <w:rFonts w:ascii="Arial" w:hAnsi="Arial" w:cs="Arial" w:eastAsia="Arial"/>
           <w:b/>
           <w:color w:val="000000"/>
           <w:sz w:val="18"/>
@@ -1682,7 +1682,7 @@
       </w:r>
       <w:r>
         <w:rPr>
-          <w:rFonts w:ascii="Arial" w:hAnsi="Arial" w:cs="Arial"/>
+          <w:rFonts w:ascii="Arial" w:hAnsi="Arial" w:cs="Arial" w:eastAsia="Arial"/>
           <w:color w:val="000000"/>
           <w:sz w:val="18"/>
           <w:highlight w:val="lightGray"/>
@@ -1691,7 +1691,7 @@
       </w:r>
       <w:r>
         <w:rPr>
-          <w:rFonts w:ascii="Arial" w:hAnsi="Arial" w:cs="Arial"/>
+          <w:rFonts w:ascii="Arial" w:hAnsi="Arial" w:cs="Arial" w:eastAsia="Arial"/>
           <w:b/>
           <w:color w:val="000000"/>
           <w:sz w:val="18"/>
@@ -1701,7 +1701,7 @@
       </w:r>
       <w:r>
         <w:rPr>
-          <w:rFonts w:ascii="Arial" w:hAnsi="Arial" w:cs="Arial"/>
+          <w:rFonts w:ascii="Arial" w:hAnsi="Arial" w:cs="Arial" w:eastAsia="Arial"/>
           <w:color w:val="000000"/>
           <w:sz w:val="18"/>
           <w:highlight w:val="lightGray"/>
@@ -1772,19 +1772,19 @@
       </w:pPr>
       <w:r>
         <w:rPr>
-          <w:rFonts w:ascii="Roboto Mono" w:hAnsi="Roboto Mono"/>
+          <w:rFonts w:ascii="Roboto Mono" w:hAnsi="Roboto Mono" w:eastAsia="Roboto Mono"/>
         </w:rPr>
         <w:t xml:space="preserve">Department 1 </w:t>
       </w:r>
       <w:r>
         <w:rPr>
-          <w:rFonts w:ascii="Arial" w:hAnsi="Arial" w:cs="Arial"/>
+          <w:rFonts w:ascii="Roboto Mono" w:hAnsi="Roboto Mono" w:cs="Arial" w:eastAsia="Roboto Mono"/>
         </w:rPr>
         <w:t>─────</w:t>
       </w:r>
       <w:r>
         <w:rPr>
-          <w:rFonts w:ascii="Roboto Mono" w:hAnsi="Roboto Mono"/>
+          <w:rFonts w:ascii="Roboto Mono" w:hAnsi="Roboto Mono" w:eastAsia="Roboto Mono"/>
         </w:rPr>
         <w:t xml:space="preserve"> N Employees</w:t>
       </w:r>
@@ -1797,7 +1797,7 @@
       </w:pPr>
       <w:r>
         <w:rPr>
-          <w:rFonts w:ascii="Roboto Mono" w:hAnsi="Roboto Mono"/>
+          <w:rFonts w:ascii="Roboto Mono" w:hAnsi="Roboto Mono" w:eastAsia="Roboto Mono"/>
         </w:rPr>
         <w:pict w14:anchorId="0D77CA07">
           <v:rect id="_x0000_i1031" style="width:0;height:1.5pt" o:hralign="center" o:hrstd="t" o:hr="t" fillcolor="#a0a0a0" stroked="f"/>
@@ -1831,7 +1831,7 @@
       </w:pPr>
       <w:r>
         <w:rPr>
-          <w:rFonts w:ascii="Arial" w:hAnsi="Arial" w:cs="Arial"/>
+          <w:rFonts w:ascii="Arial" w:hAnsi="Arial" w:cs="Arial" w:eastAsia="Arial"/>
           <w:b/>
           <w:color w:val="000000"/>
           <w:sz w:val="18"/>
@@ -1841,7 +1841,7 @@
       </w:r>
       <w:r>
         <w:rPr>
-          <w:rFonts w:ascii="Arial" w:hAnsi="Arial" w:cs="Arial"/>
+          <w:rFonts w:ascii="Arial" w:hAnsi="Arial" w:cs="Arial" w:eastAsia="Arial"/>
           <w:color w:val="000000"/>
           <w:sz w:val="18"/>
           <w:highlight w:val="lightGray"/>
@@ -1850,7 +1850,7 @@
       </w:r>
       <w:r>
         <w:rPr>
-          <w:rFonts w:ascii="Arial" w:hAnsi="Arial" w:cs="Arial"/>
+          <w:rFonts w:ascii="Arial" w:hAnsi="Arial" w:cs="Arial" w:eastAsia="Arial"/>
           <w:b/>
           <w:color w:val="000000"/>
           <w:sz w:val="18"/>
@@ -1860,7 +1860,7 @@
       </w:r>
       <w:r>
         <w:rPr>
-          <w:rFonts w:ascii="Arial" w:hAnsi="Arial" w:cs="Arial"/>
+          <w:rFonts w:ascii="Arial" w:hAnsi="Arial" w:cs="Arial" w:eastAsia="Arial"/>
           <w:color w:val="000000"/>
           <w:sz w:val="18"/>
           <w:highlight w:val="lightGray"/>
@@ -1869,7 +1869,7 @@
       </w:r>
       <w:r>
         <w:rPr>
-          <w:rFonts w:ascii="Arial" w:hAnsi="Arial" w:cs="Arial"/>
+          <w:rFonts w:ascii="Arial" w:hAnsi="Arial" w:cs="Arial" w:eastAsia="Arial"/>
           <w:b/>
           <w:color w:val="000000"/>
           <w:sz w:val="18"/>
@@ -1879,7 +1879,7 @@
       </w:r>
       <w:r>
         <w:rPr>
-          <w:rFonts w:ascii="Arial" w:hAnsi="Arial" w:cs="Arial"/>
+          <w:rFonts w:ascii="Arial" w:hAnsi="Arial" w:cs="Arial" w:eastAsia="Arial"/>
           <w:color w:val="000000"/>
           <w:sz w:val="18"/>
           <w:highlight w:val="lightGray"/>
@@ -1950,19 +1950,19 @@
       </w:pPr>
       <w:r>
         <w:rPr>
-          <w:rFonts w:ascii="Roboto Mono" w:hAnsi="Roboto Mono"/>
+          <w:rFonts w:ascii="Roboto Mono" w:hAnsi="Roboto Mono" w:eastAsia="Roboto Mono"/>
         </w:rPr>
         <w:t xml:space="preserve">Teacher 1 </w:t>
       </w:r>
       <w:r>
         <w:rPr>
-          <w:rFonts w:ascii="Arial" w:hAnsi="Arial" w:cs="Arial"/>
+          <w:rFonts w:ascii="Roboto Mono" w:hAnsi="Roboto Mono" w:cs="Arial" w:eastAsia="Roboto Mono"/>
         </w:rPr>
         <w:t>─────</w:t>
       </w:r>
       <w:r>
         <w:rPr>
-          <w:rFonts w:ascii="Roboto Mono" w:hAnsi="Roboto Mono"/>
+          <w:rFonts w:ascii="Roboto Mono" w:hAnsi="Roboto Mono" w:eastAsia="Roboto Mono"/>
         </w:rPr>
         <w:t xml:space="preserve"> N Students</w:t>
       </w:r>
@@ -1975,7 +1975,7 @@
       </w:pPr>
       <w:r>
         <w:rPr>
-          <w:rFonts w:ascii="Roboto Mono" w:hAnsi="Roboto Mono"/>
+          <w:rFonts w:ascii="Roboto Mono" w:hAnsi="Roboto Mono" w:eastAsia="Roboto Mono"/>
         </w:rPr>
         <w:pict w14:anchorId="478E1AFA">
           <v:rect id="_x0000_i1032" style="width:0;height:1.5pt" o:hralign="center" o:hrstd="t" o:hr="t" fillcolor="#a0a0a0" stroked="f"/>
@@ -2009,7 +2009,7 @@
       </w:pPr>
       <w:r>
         <w:rPr>
-          <w:rFonts w:ascii="Arial" w:hAnsi="Arial" w:cs="Arial"/>
+          <w:rFonts w:ascii="Arial" w:hAnsi="Arial" w:cs="Arial" w:eastAsia="Arial"/>
           <w:b/>
           <w:color w:val="000000"/>
           <w:sz w:val="18"/>
@@ -2019,7 +2019,7 @@
       </w:r>
       <w:r>
         <w:rPr>
-          <w:rFonts w:ascii="Arial" w:hAnsi="Arial" w:cs="Arial"/>
+          <w:rFonts w:ascii="Arial" w:hAnsi="Arial" w:cs="Arial" w:eastAsia="Arial"/>
           <w:color w:val="000000"/>
           <w:sz w:val="18"/>
           <w:highlight w:val="lightGray"/>
@@ -2028,7 +2028,7 @@
       </w:r>
       <w:r>
         <w:rPr>
-          <w:rFonts w:ascii="Arial" w:hAnsi="Arial" w:cs="Arial"/>
+          <w:rFonts w:ascii="Arial" w:hAnsi="Arial" w:cs="Arial" w:eastAsia="Arial"/>
           <w:b/>
           <w:color w:val="000000"/>
           <w:sz w:val="18"/>
@@ -2038,7 +2038,7 @@
       </w:r>
       <w:r>
         <w:rPr>
-          <w:rFonts w:ascii="Arial" w:hAnsi="Arial" w:cs="Arial"/>
+          <w:rFonts w:ascii="Arial" w:hAnsi="Arial" w:cs="Arial" w:eastAsia="Arial"/>
           <w:color w:val="000000"/>
           <w:sz w:val="18"/>
           <w:highlight w:val="lightGray"/>
@@ -2047,7 +2047,7 @@
       </w:r>
       <w:r>
         <w:rPr>
-          <w:rFonts w:ascii="Arial" w:hAnsi="Arial" w:cs="Arial"/>
+          <w:rFonts w:ascii="Arial" w:hAnsi="Arial" w:cs="Arial" w:eastAsia="Arial"/>
           <w:b/>
           <w:color w:val="000000"/>
           <w:sz w:val="18"/>
@@ -2057,7 +2057,7 @@
       </w:r>
       <w:r>
         <w:rPr>
-          <w:rFonts w:ascii="Arial" w:hAnsi="Arial" w:cs="Arial"/>
+          <w:rFonts w:ascii="Arial" w:hAnsi="Arial" w:cs="Arial" w:eastAsia="Arial"/>
           <w:color w:val="000000"/>
           <w:sz w:val="18"/>
           <w:highlight w:val="lightGray"/>
@@ -2128,19 +2128,19 @@
       </w:pPr>
       <w:r>
         <w:rPr>
-          <w:rFonts w:ascii="Roboto Mono" w:hAnsi="Roboto Mono"/>
+          <w:rFonts w:ascii="Roboto Mono" w:hAnsi="Roboto Mono" w:eastAsia="Roboto Mono"/>
         </w:rPr>
         <w:t xml:space="preserve">Category 1 </w:t>
       </w:r>
       <w:r>
         <w:rPr>
-          <w:rFonts w:ascii="Arial" w:hAnsi="Arial" w:cs="Arial"/>
+          <w:rFonts w:ascii="Roboto Mono" w:hAnsi="Roboto Mono" w:cs="Arial" w:eastAsia="Roboto Mono"/>
         </w:rPr>
         <w:t>─────</w:t>
       </w:r>
       <w:r>
         <w:rPr>
-          <w:rFonts w:ascii="Roboto Mono" w:hAnsi="Roboto Mono"/>
+          <w:rFonts w:ascii="Roboto Mono" w:hAnsi="Roboto Mono" w:eastAsia="Roboto Mono"/>
         </w:rPr>
         <w:t xml:space="preserve"> N Products</w:t>
       </w:r>
@@ -2153,7 +2153,7 @@
       </w:pPr>
       <w:r>
         <w:rPr>
-          <w:rFonts w:ascii="Roboto Mono" w:hAnsi="Roboto Mono"/>
+          <w:rFonts w:ascii="Roboto Mono" w:hAnsi="Roboto Mono" w:eastAsia="Roboto Mono"/>
         </w:rPr>
         <w:pict w14:anchorId="31ADB7A5">
           <v:rect id="_x0000_i1033" style="width:0;height:1.5pt" o:hralign="center" o:hrstd="t" o:hr="t" fillcolor="#a0a0a0" stroked="f"/>
@@ -2187,7 +2187,7 @@
       </w:pPr>
       <w:r>
         <w:rPr>
-          <w:rFonts w:ascii="Arial" w:hAnsi="Arial" w:cs="Arial"/>
+          <w:rFonts w:ascii="Arial" w:hAnsi="Arial" w:cs="Arial" w:eastAsia="Arial"/>
           <w:b/>
           <w:color w:val="000000"/>
           <w:sz w:val="18"/>
@@ -2197,7 +2197,7 @@
       </w:r>
       <w:r>
         <w:rPr>
-          <w:rFonts w:ascii="Arial" w:hAnsi="Arial" w:cs="Arial"/>
+          <w:rFonts w:ascii="Arial" w:hAnsi="Arial" w:cs="Arial" w:eastAsia="Arial"/>
           <w:color w:val="000000"/>
           <w:sz w:val="18"/>
           <w:highlight w:val="lightGray"/>
@@ -2206,7 +2206,7 @@
       </w:r>
       <w:r>
         <w:rPr>
-          <w:rFonts w:ascii="Arial" w:hAnsi="Arial" w:cs="Arial"/>
+          <w:rFonts w:ascii="Arial" w:hAnsi="Arial" w:cs="Arial" w:eastAsia="Arial"/>
           <w:b/>
           <w:color w:val="000000"/>
           <w:sz w:val="18"/>
@@ -2216,7 +2216,7 @@
       </w:r>
       <w:r>
         <w:rPr>
-          <w:rFonts w:ascii="Arial" w:hAnsi="Arial" w:cs="Arial"/>
+          <w:rFonts w:ascii="Arial" w:hAnsi="Arial" w:cs="Arial" w:eastAsia="Arial"/>
           <w:color w:val="000000"/>
           <w:sz w:val="18"/>
           <w:highlight w:val="lightGray"/>
@@ -2225,7 +2225,7 @@
       </w:r>
       <w:r>
         <w:rPr>
-          <w:rFonts w:ascii="Arial" w:hAnsi="Arial" w:cs="Arial"/>
+          <w:rFonts w:ascii="Arial" w:hAnsi="Arial" w:cs="Arial" w:eastAsia="Arial"/>
           <w:b/>
           <w:color w:val="000000"/>
           <w:sz w:val="18"/>
@@ -2235,7 +2235,7 @@
       </w:r>
       <w:r>
         <w:rPr>
-          <w:rFonts w:ascii="Arial" w:hAnsi="Arial" w:cs="Arial"/>
+          <w:rFonts w:ascii="Arial" w:hAnsi="Arial" w:cs="Arial" w:eastAsia="Arial"/>
           <w:color w:val="000000"/>
           <w:sz w:val="18"/>
           <w:highlight w:val="lightGray"/>
@@ -2306,19 +2306,19 @@
       </w:pPr>
       <w:r>
         <w:rPr>
-          <w:rFonts w:ascii="Roboto Mono" w:hAnsi="Roboto Mono"/>
+          <w:rFonts w:ascii="Roboto Mono" w:hAnsi="Roboto Mono" w:eastAsia="Roboto Mono"/>
         </w:rPr>
         <w:t xml:space="preserve">Country 1 </w:t>
       </w:r>
       <w:r>
         <w:rPr>
-          <w:rFonts w:ascii="Arial" w:hAnsi="Arial" w:cs="Arial"/>
+          <w:rFonts w:ascii="Roboto Mono" w:hAnsi="Roboto Mono" w:cs="Arial" w:eastAsia="Roboto Mono"/>
         </w:rPr>
         <w:t>─────</w:t>
       </w:r>
       <w:r>
         <w:rPr>
-          <w:rFonts w:ascii="Roboto Mono" w:hAnsi="Roboto Mono"/>
+          <w:rFonts w:ascii="Roboto Mono" w:hAnsi="Roboto Mono" w:eastAsia="Roboto Mono"/>
         </w:rPr>
         <w:t xml:space="preserve"> N Cities</w:t>
       </w:r>
@@ -2331,7 +2331,7 @@
       </w:pPr>
       <w:r>
         <w:rPr>
-          <w:rFonts w:ascii="Roboto Mono" w:hAnsi="Roboto Mono"/>
+          <w:rFonts w:ascii="Roboto Mono" w:hAnsi="Roboto Mono" w:eastAsia="Roboto Mono"/>
         </w:rPr>
         <w:pict w14:anchorId="706B1213">
           <v:rect id="_x0000_i1034" style="width:0;height:1.5pt" o:hralign="center" o:hrstd="t" o:hr="t" fillcolor="#a0a0a0" stroked="f"/>
@@ -2362,7 +2362,7 @@
       </w:pPr>
       <w:r>
         <w:rPr>
-          <w:rFonts w:ascii="Arial" w:hAnsi="Arial" w:cs="Arial"/>
+          <w:rFonts w:ascii="Arial" w:hAnsi="Arial" w:cs="Arial" w:eastAsia="Arial"/>
           <w:b/>
           <w:color w:val="000000"/>
           <w:sz w:val="18"/>
@@ -2372,7 +2372,7 @@
       </w:r>
       <w:r>
         <w:rPr>
-          <w:rFonts w:ascii="Arial" w:hAnsi="Arial" w:cs="Arial"/>
+          <w:rFonts w:ascii="Arial" w:hAnsi="Arial" w:cs="Arial" w:eastAsia="Arial"/>
           <w:color w:val="000000"/>
           <w:sz w:val="18"/>
           <w:highlight w:val="lightGray"/>
@@ -2381,7 +2381,7 @@
       </w:r>
       <w:r>
         <w:rPr>
-          <w:rFonts w:ascii="Arial" w:hAnsi="Arial" w:cs="Arial"/>
+          <w:rFonts w:ascii="Arial" w:hAnsi="Arial" w:cs="Arial" w:eastAsia="Arial"/>
           <w:b/>
           <w:color w:val="000000"/>
           <w:sz w:val="18"/>
@@ -2391,7 +2391,7 @@
       </w:r>
       <w:r>
         <w:rPr>
-          <w:rFonts w:ascii="Arial" w:hAnsi="Arial" w:cs="Arial"/>
+          <w:rFonts w:ascii="Arial" w:hAnsi="Arial" w:cs="Arial" w:eastAsia="Arial"/>
           <w:color w:val="000000"/>
           <w:sz w:val="18"/>
           <w:highlight w:val="lightGray"/>
@@ -2400,7 +2400,7 @@
       </w:r>
       <w:r>
         <w:rPr>
-          <w:rFonts w:ascii="Arial" w:hAnsi="Arial" w:cs="Arial"/>
+          <w:rFonts w:ascii="Arial" w:hAnsi="Arial" w:cs="Arial" w:eastAsia="Arial"/>
           <w:b/>
           <w:color w:val="000000"/>
           <w:sz w:val="18"/>
@@ -2410,7 +2410,7 @@
       </w:r>
       <w:r>
         <w:rPr>
-          <w:rFonts w:ascii="Arial" w:hAnsi="Arial" w:cs="Arial"/>
+          <w:rFonts w:ascii="Arial" w:hAnsi="Arial" w:cs="Arial" w:eastAsia="Arial"/>
           <w:color w:val="000000"/>
           <w:sz w:val="18"/>
           <w:highlight w:val="lightGray"/>
@@ -2481,39 +2481,39 @@
       </w:pPr>
       <w:r>
         <w:rPr>
-          <w:rFonts w:ascii="Roboto Mono" w:hAnsi="Roboto Mono"/>
+          <w:rFonts w:ascii="Roboto Mono" w:hAnsi="Roboto Mono" w:eastAsia="Roboto Mono"/>
         </w:rPr>
         <w:t>+----------+       +--------+</w:t>
       </w:r>
       <w:r>
         <w:rPr>
-          <w:rFonts w:ascii="Roboto Mono" w:hAnsi="Roboto Mono"/>
+          <w:rFonts w:ascii="Roboto Mono" w:hAnsi="Roboto Mono" w:eastAsia="Roboto Mono"/>
         </w:rPr>
         <w:br/>
         <w:t>| Customer |</w:t>
       </w:r>
       <w:r>
         <w:rPr>
-          <w:rFonts w:ascii="Arial" w:hAnsi="Arial" w:cs="Arial"/>
+          <w:rFonts w:ascii="Roboto Mono" w:hAnsi="Roboto Mono" w:cs="Arial" w:eastAsia="Roboto Mono"/>
         </w:rPr>
         <w:t>───────</w:t>
       </w:r>
       <w:r>
         <w:rPr>
-          <w:rFonts w:ascii="Roboto Mono" w:hAnsi="Roboto Mono"/>
+          <w:rFonts w:ascii="Roboto Mono" w:hAnsi="Roboto Mono" w:eastAsia="Roboto Mono"/>
         </w:rPr>
         <w:t>| Order  |</w:t>
       </w:r>
       <w:r>
         <w:rPr>
-          <w:rFonts w:ascii="Roboto Mono" w:hAnsi="Roboto Mono"/>
+          <w:rFonts w:ascii="Roboto Mono" w:hAnsi="Roboto Mono" w:eastAsia="Roboto Mono"/>
         </w:rPr>
         <w:br/>
         <w:t>+----------+       +--------+</w:t>
       </w:r>
       <w:r>
         <w:rPr>
-          <w:rFonts w:ascii="Roboto Mono" w:hAnsi="Roboto Mono"/>
+          <w:rFonts w:ascii="Roboto Mono" w:hAnsi="Roboto Mono" w:eastAsia="Roboto Mono"/>
         </w:rPr>
         <w:br/>
         <w:t xml:space="preserve">      1               N</w:t>
@@ -2527,7 +2527,7 @@
       </w:pPr>
       <w:r>
         <w:rPr>
-          <w:rFonts w:ascii="Roboto Mono" w:hAnsi="Roboto Mono"/>
+          <w:rFonts w:ascii="Roboto Mono" w:hAnsi="Roboto Mono" w:eastAsia="Roboto Mono"/>
         </w:rPr>
         <w:t>One customer can have many orders.</w:t>
       </w:r>
@@ -2540,7 +2540,7 @@
       </w:pPr>
       <w:r>
         <w:rPr>
-          <w:rFonts w:ascii="Roboto Mono" w:hAnsi="Roboto Mono"/>
+          <w:rFonts w:ascii="Roboto Mono" w:hAnsi="Roboto Mono" w:eastAsia="Roboto Mono"/>
         </w:rPr>
         <w:pict w14:anchorId="56A15AA3">
           <v:rect id="_x0000_i1035" style="width:0;height:1.5pt" o:hralign="center" o:hrstd="t" o:hr="t" fillcolor="#a0a0a0" stroked="f"/>
@@ -2564,7 +2564,7 @@
     <w:p>
       <w:r>
         <w:rPr>
-          <w:rFonts w:ascii="Arial" w:hAnsi="Arial" w:cs="Arial"/>
+          <w:rFonts w:ascii="Arial" w:hAnsi="Arial" w:cs="Arial" w:eastAsia="Arial"/>
           <w:b/>
           <w:color w:val="000000"/>
           <w:sz w:val="18"/>
@@ -2574,7 +2574,7 @@
       </w:r>
       <w:r>
         <w:rPr>
-          <w:rFonts w:ascii="Arial" w:hAnsi="Arial" w:cs="Arial"/>
+          <w:rFonts w:ascii="Arial" w:hAnsi="Arial" w:cs="Arial" w:eastAsia="Arial"/>
           <w:color w:val="000000"/>
           <w:sz w:val="18"/>
           <w:highlight w:val="lightGray"/>
@@ -2583,7 +2583,7 @@
       </w:r>
       <w:r>
         <w:rPr>
-          <w:rFonts w:ascii="Arial" w:hAnsi="Arial" w:cs="Arial"/>
+          <w:rFonts w:ascii="Arial" w:hAnsi="Arial" w:cs="Arial" w:eastAsia="Arial"/>
           <w:b/>
           <w:color w:val="000000"/>
           <w:sz w:val="18"/>
@@ -2593,7 +2593,7 @@
       </w:r>
       <w:r>
         <w:rPr>
-          <w:rFonts w:ascii="Arial" w:hAnsi="Arial" w:cs="Arial"/>
+          <w:rFonts w:ascii="Arial" w:hAnsi="Arial" w:cs="Arial" w:eastAsia="Arial"/>
           <w:color w:val="000000"/>
           <w:sz w:val="18"/>
           <w:highlight w:val="lightGray"/>
@@ -2602,7 +2602,7 @@
       </w:r>
       <w:r>
         <w:rPr>
-          <w:rFonts w:ascii="Arial" w:hAnsi="Arial" w:cs="Arial"/>
+          <w:rFonts w:ascii="Arial" w:hAnsi="Arial" w:cs="Arial" w:eastAsia="Arial"/>
           <w:b/>
           <w:color w:val="000000"/>
           <w:sz w:val="18"/>
@@ -2612,7 +2612,7 @@
       </w:r>
       <w:r>
         <w:rPr>
-          <w:rFonts w:ascii="Arial" w:hAnsi="Arial" w:cs="Arial"/>
+          <w:rFonts w:ascii="Arial" w:hAnsi="Arial" w:cs="Arial" w:eastAsia="Arial"/>
           <w:color w:val="000000"/>
           <w:sz w:val="18"/>
           <w:highlight w:val="lightGray"/>
@@ -2630,7 +2630,7 @@
       </w:pPr>
       <w:r>
         <w:rPr>
-          <w:rFonts w:ascii="Roboto Mono" w:hAnsi="Roboto Mono"/>
+          <w:rFonts w:ascii="Roboto Mono" w:hAnsi="Roboto Mono" w:eastAsia="Roboto Mono"/>
           <w:b/>
           <w:bCs/>
         </w:rPr>
@@ -2868,7 +2868,7 @@
       </w:pPr>
       <w:r>
         <w:rPr>
-          <w:rFonts w:ascii="Roboto Mono" w:hAnsi="Roboto Mono"/>
+          <w:rFonts w:ascii="Roboto Mono" w:hAnsi="Roboto Mono" w:eastAsia="Roboto Mono"/>
         </w:rPr>
         <w:pict w14:anchorId="071F033F">
           <v:rect id="_x0000_i1036" style="width:0;height:1.5pt" o:hralign="center" o:hrstd="t" o:hr="t" fillcolor="#a0a0a0" stroked="f"/>
@@ -2885,7 +2885,7 @@
       </w:pPr>
       <w:r>
         <w:rPr>
-          <w:rFonts w:ascii="Roboto Mono" w:hAnsi="Roboto Mono"/>
+          <w:rFonts w:ascii="Roboto Mono" w:hAnsi="Roboto Mono" w:eastAsia="Roboto Mono"/>
           <w:b/>
           <w:bCs/>
         </w:rPr>
@@ -3168,7 +3168,7 @@
       </w:pPr>
       <w:r>
         <w:rPr>
-          <w:rFonts w:ascii="Roboto Mono" w:hAnsi="Roboto Mono"/>
+          <w:rFonts w:ascii="Roboto Mono" w:hAnsi="Roboto Mono" w:eastAsia="Roboto Mono"/>
         </w:rPr>
         <w:pict w14:anchorId="4BCC4E2B">
           <v:rect id="_x0000_i1037" style="width:0;height:1.5pt" o:hralign="center" o:hrstd="t" o:hr="t" fillcolor="#a0a0a0" stroked="f"/>
@@ -3185,7 +3185,7 @@
       </w:pPr>
       <w:r>
         <w:rPr>
-          <w:rFonts w:ascii="Roboto Mono" w:hAnsi="Roboto Mono"/>
+          <w:rFonts w:ascii="Roboto Mono" w:hAnsi="Roboto Mono" w:eastAsia="Roboto Mono"/>
           <w:b/>
           <w:bCs/>
         </w:rPr>
@@ -3262,75 +3262,75 @@
       </w:pPr>
       <w:r>
         <w:rPr>
-          <w:rFonts w:ascii="Roboto Mono" w:hAnsi="Roboto Mono"/>
+          <w:rFonts w:ascii="Roboto Mono" w:hAnsi="Roboto Mono" w:eastAsia="Roboto Mono"/>
         </w:rPr>
         <w:t>CREATE TABLE Customers (</w:t>
       </w:r>
       <w:r>
         <w:rPr>
-          <w:rFonts w:ascii="Roboto Mono" w:hAnsi="Roboto Mono"/>
+          <w:rFonts w:ascii="Roboto Mono" w:hAnsi="Roboto Mono" w:eastAsia="Roboto Mono"/>
         </w:rPr>
         <w:br/>
         <w:t xml:space="preserve">    CustomerID INT PRIMARY KEY,</w:t>
       </w:r>
       <w:r>
         <w:rPr>
-          <w:rFonts w:ascii="Roboto Mono" w:hAnsi="Roboto Mono"/>
+          <w:rFonts w:ascii="Roboto Mono" w:hAnsi="Roboto Mono" w:eastAsia="Roboto Mono"/>
         </w:rPr>
         <w:br/>
         <w:t xml:space="preserve">    Name VARCHAR(100)</w:t>
       </w:r>
       <w:r>
         <w:rPr>
-          <w:rFonts w:ascii="Roboto Mono" w:hAnsi="Roboto Mono"/>
+          <w:rFonts w:ascii="Roboto Mono" w:hAnsi="Roboto Mono" w:eastAsia="Roboto Mono"/>
         </w:rPr>
         <w:br/>
         <w:t>);</w:t>
       </w:r>
       <w:r>
         <w:rPr>
-          <w:rFonts w:ascii="Roboto Mono" w:hAnsi="Roboto Mono"/>
+          <w:rFonts w:ascii="Roboto Mono" w:hAnsi="Roboto Mono" w:eastAsia="Roboto Mono"/>
         </w:rPr>
         <w:br/>
       </w:r>
       <w:r>
         <w:rPr>
-          <w:rFonts w:ascii="Roboto Mono" w:hAnsi="Roboto Mono"/>
+          <w:rFonts w:ascii="Roboto Mono" w:hAnsi="Roboto Mono" w:eastAsia="Roboto Mono"/>
         </w:rPr>
         <w:br/>
         <w:t>CREATE TABLE Orders (</w:t>
       </w:r>
       <w:r>
         <w:rPr>
-          <w:rFonts w:ascii="Roboto Mono" w:hAnsi="Roboto Mono"/>
+          <w:rFonts w:ascii="Roboto Mono" w:hAnsi="Roboto Mono" w:eastAsia="Roboto Mono"/>
         </w:rPr>
         <w:br/>
         <w:t xml:space="preserve">    OrderID INT PRIMARY KEY,</w:t>
       </w:r>
       <w:r>
         <w:rPr>
-          <w:rFonts w:ascii="Roboto Mono" w:hAnsi="Roboto Mono"/>
+          <w:rFonts w:ascii="Roboto Mono" w:hAnsi="Roboto Mono" w:eastAsia="Roboto Mono"/>
         </w:rPr>
         <w:br/>
         <w:t xml:space="preserve">    CustomerID INT,</w:t>
       </w:r>
       <w:r>
         <w:rPr>
-          <w:rFonts w:ascii="Roboto Mono" w:hAnsi="Roboto Mono"/>
+          <w:rFonts w:ascii="Roboto Mono" w:hAnsi="Roboto Mono" w:eastAsia="Roboto Mono"/>
         </w:rPr>
         <w:br/>
         <w:t xml:space="preserve">    FOREIGN KEY (CustomerID)</w:t>
       </w:r>
       <w:r>
         <w:rPr>
-          <w:rFonts w:ascii="Roboto Mono" w:hAnsi="Roboto Mono"/>
+          <w:rFonts w:ascii="Roboto Mono" w:hAnsi="Roboto Mono" w:eastAsia="Roboto Mono"/>
         </w:rPr>
         <w:br/>
         <w:t xml:space="preserve">        REFERENCES Customers(CustomerID)</w:t>
       </w:r>
       <w:r>
         <w:rPr>
-          <w:rFonts w:ascii="Roboto Mono" w:hAnsi="Roboto Mono"/>
+          <w:rFonts w:ascii="Roboto Mono" w:hAnsi="Roboto Mono" w:eastAsia="Roboto Mono"/>
         </w:rPr>
         <w:br/>
         <w:t>);</w:t>
@@ -3344,7 +3344,7 @@
       </w:pPr>
       <w:r>
         <w:rPr>
-          <w:rFonts w:ascii="Roboto Mono" w:hAnsi="Roboto Mono"/>
+          <w:rFonts w:ascii="Roboto Mono" w:hAnsi="Roboto Mono" w:eastAsia="Roboto Mono"/>
         </w:rPr>
         <w:t>The foreign key creates the relationship.</w:t>
       </w:r>
@@ -3357,7 +3357,7 @@
       </w:pPr>
       <w:r>
         <w:rPr>
-          <w:rFonts w:ascii="Roboto Mono" w:hAnsi="Roboto Mono"/>
+          <w:rFonts w:ascii="Roboto Mono" w:hAnsi="Roboto Mono" w:eastAsia="Roboto Mono"/>
         </w:rPr>
         <w:pict w14:anchorId="77DFAFFE">
           <v:rect id="_x0000_i1038" style="width:0;height:1.5pt" o:hralign="center" o:hrstd="t" o:hr="t" fillcolor="#a0a0a0" stroked="f"/>
@@ -3381,7 +3381,7 @@
     <w:p>
       <w:r>
         <w:rPr>
-          <w:rFonts w:ascii="Arial" w:hAnsi="Arial" w:cs="Arial"/>
+          <w:rFonts w:ascii="Arial" w:hAnsi="Arial" w:cs="Arial" w:eastAsia="Arial"/>
           <w:b/>
           <w:color w:val="000000"/>
           <w:sz w:val="18"/>
@@ -3391,7 +3391,7 @@
       </w:r>
       <w:r>
         <w:rPr>
-          <w:rFonts w:ascii="Arial" w:hAnsi="Arial" w:cs="Arial"/>
+          <w:rFonts w:ascii="Arial" w:hAnsi="Arial" w:cs="Arial" w:eastAsia="Arial"/>
           <w:color w:val="000000"/>
           <w:sz w:val="18"/>
           <w:highlight w:val="lightGray"/>
@@ -3400,7 +3400,7 @@
       </w:r>
       <w:r>
         <w:rPr>
-          <w:rFonts w:ascii="Arial" w:hAnsi="Arial" w:cs="Arial"/>
+          <w:rFonts w:ascii="Arial" w:hAnsi="Arial" w:cs="Arial" w:eastAsia="Arial"/>
           <w:b/>
           <w:color w:val="000000"/>
           <w:sz w:val="18"/>
@@ -3410,7 +3410,7 @@
       </w:r>
       <w:r>
         <w:rPr>
-          <w:rFonts w:ascii="Arial" w:hAnsi="Arial" w:cs="Arial"/>
+          <w:rFonts w:ascii="Arial" w:hAnsi="Arial" w:cs="Arial" w:eastAsia="Arial"/>
           <w:color w:val="000000"/>
           <w:sz w:val="18"/>
           <w:highlight w:val="lightGray"/>
@@ -3419,7 +3419,7 @@
       </w:r>
       <w:r>
         <w:rPr>
-          <w:rFonts w:ascii="Arial" w:hAnsi="Arial" w:cs="Arial"/>
+          <w:rFonts w:ascii="Arial" w:hAnsi="Arial" w:cs="Arial" w:eastAsia="Arial"/>
           <w:b/>
           <w:color w:val="000000"/>
           <w:sz w:val="18"/>
@@ -3429,7 +3429,7 @@
       </w:r>
       <w:r>
         <w:rPr>
-          <w:rFonts w:ascii="Arial" w:hAnsi="Arial" w:cs="Arial"/>
+          <w:rFonts w:ascii="Arial" w:hAnsi="Arial" w:cs="Arial" w:eastAsia="Arial"/>
           <w:color w:val="000000"/>
           <w:sz w:val="18"/>
           <w:highlight w:val="lightGray"/>
@@ -3449,7 +3449,7 @@
       </w:pPr>
       <w:r>
         <w:rPr>
-          <w:rFonts w:ascii="Roboto Mono" w:hAnsi="Roboto Mono"/>
+          <w:rFonts w:ascii="Roboto Mono" w:hAnsi="Roboto Mono" w:eastAsia="Roboto Mono"/>
         </w:rPr>
         <w:t xml:space="preserve">One parent can have many children. </w:t>
       </w:r>
@@ -3466,7 +3466,7 @@
       </w:pPr>
       <w:r>
         <w:rPr>
-          <w:rFonts w:ascii="Roboto Mono" w:hAnsi="Roboto Mono"/>
+          <w:rFonts w:ascii="Roboto Mono" w:hAnsi="Roboto Mono" w:eastAsia="Roboto Mono"/>
         </w:rPr>
         <w:t xml:space="preserve">Each child belongs to one parent. </w:t>
       </w:r>
@@ -3483,7 +3483,7 @@
       </w:pPr>
       <w:r>
         <w:rPr>
-          <w:rFonts w:ascii="Roboto Mono" w:hAnsi="Roboto Mono"/>
+          <w:rFonts w:ascii="Roboto Mono" w:hAnsi="Roboto Mono" w:eastAsia="Roboto Mono"/>
         </w:rPr>
         <w:t xml:space="preserve">Implemented using a foreign key. </w:t>
       </w:r>
@@ -3500,7 +3500,7 @@
       </w:pPr>
       <w:r>
         <w:rPr>
-          <w:rFonts w:ascii="Roboto Mono" w:hAnsi="Roboto Mono"/>
+          <w:rFonts w:ascii="Roboto Mono" w:hAnsi="Roboto Mono" w:eastAsia="Roboto Mono"/>
         </w:rPr>
         <w:t xml:space="preserve">Most common database relationship. </w:t>
       </w:r>
@@ -3513,7 +3513,7 @@
       </w:pPr>
       <w:r>
         <w:rPr>
-          <w:rFonts w:ascii="Roboto Mono" w:hAnsi="Roboto Mono"/>
+          <w:rFonts w:ascii="Roboto Mono" w:hAnsi="Roboto Mono" w:eastAsia="Roboto Mono"/>
         </w:rPr>
         <w:pict w14:anchorId="5B6FA473">
           <v:rect id="_x0000_i1039" style="width:0;height:1.5pt" o:hralign="center" o:hrstd="t" o:hr="t" fillcolor="#a0a0a0" stroked="f"/>
@@ -3537,7 +3537,7 @@
     <w:p>
       <w:r>
         <w:rPr>
-          <w:rFonts w:ascii="Arial" w:hAnsi="Arial" w:cs="Arial"/>
+          <w:rFonts w:ascii="Arial" w:hAnsi="Arial" w:cs="Arial" w:eastAsia="Arial"/>
           <w:b/>
           <w:color w:val="000000"/>
           <w:sz w:val="18"/>
@@ -3547,7 +3547,7 @@
       </w:r>
       <w:r>
         <w:rPr>
-          <w:rFonts w:ascii="Arial" w:hAnsi="Arial" w:cs="Arial"/>
+          <w:rFonts w:ascii="Arial" w:hAnsi="Arial" w:cs="Arial" w:eastAsia="Arial"/>
           <w:color w:val="000000"/>
           <w:sz w:val="18"/>
           <w:highlight w:val="lightGray"/>
@@ -3556,7 +3556,7 @@
       </w:r>
       <w:r>
         <w:rPr>
-          <w:rFonts w:ascii="Arial" w:hAnsi="Arial" w:cs="Arial"/>
+          <w:rFonts w:ascii="Arial" w:hAnsi="Arial" w:cs="Arial" w:eastAsia="Arial"/>
           <w:b/>
           <w:color w:val="000000"/>
           <w:sz w:val="18"/>
@@ -3566,7 +3566,7 @@
       </w:r>
       <w:r>
         <w:rPr>
-          <w:rFonts w:ascii="Arial" w:hAnsi="Arial" w:cs="Arial"/>
+          <w:rFonts w:ascii="Arial" w:hAnsi="Arial" w:cs="Arial" w:eastAsia="Arial"/>
           <w:color w:val="000000"/>
           <w:sz w:val="18"/>
           <w:highlight w:val="lightGray"/>
@@ -3575,7 +3575,7 @@
       </w:r>
       <w:r>
         <w:rPr>
-          <w:rFonts w:ascii="Arial" w:hAnsi="Arial" w:cs="Arial"/>
+          <w:rFonts w:ascii="Arial" w:hAnsi="Arial" w:cs="Arial" w:eastAsia="Arial"/>
           <w:b/>
           <w:color w:val="000000"/>
           <w:sz w:val="18"/>
@@ -3585,7 +3585,7 @@
       </w:r>
       <w:r>
         <w:rPr>
-          <w:rFonts w:ascii="Arial" w:hAnsi="Arial" w:cs="Arial"/>
+          <w:rFonts w:ascii="Arial" w:hAnsi="Arial" w:cs="Arial" w:eastAsia="Arial"/>
           <w:color w:val="000000"/>
           <w:sz w:val="18"/>
           <w:highlight w:val="lightGray"/>
@@ -3603,7 +3603,7 @@
       </w:pPr>
       <w:r>
         <w:rPr>
-          <w:rFonts w:ascii="Roboto Mono" w:hAnsi="Roboto Mono"/>
+          <w:rFonts w:ascii="Roboto Mono" w:hAnsi="Roboto Mono" w:eastAsia="Roboto Mono"/>
           <w:b/>
           <w:bCs/>
         </w:rPr>
@@ -3841,7 +3841,7 @@
       </w:pPr>
       <w:r>
         <w:rPr>
-          <w:rFonts w:ascii="Roboto Mono" w:hAnsi="Roboto Mono"/>
+          <w:rFonts w:ascii="Roboto Mono" w:hAnsi="Roboto Mono" w:eastAsia="Roboto Mono"/>
         </w:rPr>
         <w:pict w14:anchorId="6504AF4F">
           <v:rect id="_x0000_i1040" style="width:0;height:1.5pt" o:hralign="center" o:hrstd="t" o:hr="t" fillcolor="#a0a0a0" stroked="f"/>
@@ -3858,7 +3858,7 @@
       </w:pPr>
       <w:r>
         <w:rPr>
-          <w:rFonts w:ascii="Roboto Mono" w:hAnsi="Roboto Mono"/>
+          <w:rFonts w:ascii="Roboto Mono" w:hAnsi="Roboto Mono" w:eastAsia="Roboto Mono"/>
           <w:b/>
           <w:bCs/>
         </w:rPr>
@@ -4226,7 +4226,7 @@
       </w:pPr>
       <w:r>
         <w:rPr>
-          <w:rFonts w:ascii="Roboto Mono" w:hAnsi="Roboto Mono"/>
+          <w:rFonts w:ascii="Roboto Mono" w:hAnsi="Roboto Mono" w:eastAsia="Roboto Mono"/>
         </w:rPr>
         <w:t>Relationship:</w:t>
       </w:r>
@@ -4299,19 +4299,19 @@
       </w:pPr>
       <w:r>
         <w:rPr>
-          <w:rFonts w:ascii="Roboto Mono" w:hAnsi="Roboto Mono"/>
+          <w:rFonts w:ascii="Roboto Mono" w:hAnsi="Roboto Mono" w:eastAsia="Roboto Mono"/>
         </w:rPr>
         <w:t xml:space="preserve">Department 1 </w:t>
       </w:r>
       <w:r>
         <w:rPr>
-          <w:rFonts w:ascii="Arial" w:hAnsi="Arial" w:cs="Arial"/>
+          <w:rFonts w:ascii="Roboto Mono" w:hAnsi="Roboto Mono" w:cs="Arial" w:eastAsia="Roboto Mono"/>
         </w:rPr>
         <w:t>─────</w:t>
       </w:r>
       <w:r>
         <w:rPr>
-          <w:rFonts w:ascii="Roboto Mono" w:hAnsi="Roboto Mono"/>
+          <w:rFonts w:ascii="Roboto Mono" w:hAnsi="Roboto Mono" w:eastAsia="Roboto Mono"/>
         </w:rPr>
         <w:t xml:space="preserve"> N Employees</w:t>
       </w:r>
@@ -4324,7 +4324,7 @@
       </w:pPr>
       <w:r>
         <w:rPr>
-          <w:rFonts w:ascii="Roboto Mono" w:hAnsi="Roboto Mono"/>
+          <w:rFonts w:ascii="Roboto Mono" w:hAnsi="Roboto Mono" w:eastAsia="Roboto Mono"/>
         </w:rPr>
         <w:t>The IT department has multiple employees.</w:t>
       </w:r>
@@ -4337,7 +4337,7 @@
       </w:pPr>
       <w:r>
         <w:rPr>
-          <w:rFonts w:ascii="Roboto Mono" w:hAnsi="Roboto Mono"/>
+          <w:rFonts w:ascii="Roboto Mono" w:hAnsi="Roboto Mono" w:eastAsia="Roboto Mono"/>
         </w:rPr>
         <w:t>Each employee belongs to one department.</w:t>
       </w:r>
@@ -4350,7 +4350,7 @@
       </w:pPr>
       <w:r>
         <w:rPr>
-          <w:rFonts w:ascii="Roboto Mono" w:hAnsi="Roboto Mono"/>
+          <w:rFonts w:ascii="Roboto Mono" w:hAnsi="Roboto Mono" w:eastAsia="Roboto Mono"/>
         </w:rPr>
         <w:pict w14:anchorId="7FC65A3D">
           <v:rect id="_x0000_i1041" style="width:0;height:1.5pt" o:hralign="center" o:hrstd="t" o:hr="t" fillcolor="#a0a0a0" stroked="f"/>
@@ -4374,7 +4374,7 @@
     <w:p>
       <w:r>
         <w:rPr>
-          <w:rFonts w:ascii="Arial" w:hAnsi="Arial" w:cs="Arial"/>
+          <w:rFonts w:ascii="Arial" w:hAnsi="Arial" w:cs="Arial" w:eastAsia="Arial"/>
           <w:b/>
           <w:color w:val="000000"/>
           <w:sz w:val="18"/>
@@ -4384,7 +4384,7 @@
       </w:r>
       <w:r>
         <w:rPr>
-          <w:rFonts w:ascii="Arial" w:hAnsi="Arial" w:cs="Arial"/>
+          <w:rFonts w:ascii="Arial" w:hAnsi="Arial" w:cs="Arial" w:eastAsia="Arial"/>
           <w:color w:val="000000"/>
           <w:sz w:val="18"/>
           <w:highlight w:val="lightGray"/>
@@ -4393,7 +4393,7 @@
       </w:r>
       <w:r>
         <w:rPr>
-          <w:rFonts w:ascii="Arial" w:hAnsi="Arial" w:cs="Arial"/>
+          <w:rFonts w:ascii="Arial" w:hAnsi="Arial" w:cs="Arial" w:eastAsia="Arial"/>
           <w:b/>
           <w:color w:val="000000"/>
           <w:sz w:val="18"/>
@@ -4403,7 +4403,7 @@
       </w:r>
       <w:r>
         <w:rPr>
-          <w:rFonts w:ascii="Arial" w:hAnsi="Arial" w:cs="Arial"/>
+          <w:rFonts w:ascii="Arial" w:hAnsi="Arial" w:cs="Arial" w:eastAsia="Arial"/>
           <w:color w:val="000000"/>
           <w:sz w:val="18"/>
           <w:highlight w:val="lightGray"/>
@@ -4412,7 +4412,7 @@
       </w:r>
       <w:r>
         <w:rPr>
-          <w:rFonts w:ascii="Arial" w:hAnsi="Arial" w:cs="Arial"/>
+          <w:rFonts w:ascii="Arial" w:hAnsi="Arial" w:cs="Arial" w:eastAsia="Arial"/>
           <w:b/>
           <w:color w:val="000000"/>
           <w:sz w:val="18"/>
@@ -4422,7 +4422,7 @@
       </w:r>
       <w:r>
         <w:rPr>
-          <w:rFonts w:ascii="Arial" w:hAnsi="Arial" w:cs="Arial"/>
+          <w:rFonts w:ascii="Arial" w:hAnsi="Arial" w:cs="Arial" w:eastAsia="Arial"/>
           <w:color w:val="000000"/>
           <w:sz w:val="18"/>
           <w:highlight w:val="lightGray"/>
@@ -4440,7 +4440,7 @@
       </w:pPr>
       <w:r>
         <w:rPr>
-          <w:rFonts w:ascii="Roboto Mono" w:hAnsi="Roboto Mono"/>
+          <w:rFonts w:ascii="Roboto Mono" w:hAnsi="Roboto Mono" w:eastAsia="Roboto Mono"/>
           <w:b/>
           <w:bCs/>
         </w:rPr>
@@ -4517,19 +4517,19 @@
       </w:pPr>
       <w:r>
         <w:rPr>
-          <w:rFonts w:ascii="Roboto Mono" w:hAnsi="Roboto Mono"/>
+          <w:rFonts w:ascii="Roboto Mono" w:hAnsi="Roboto Mono" w:eastAsia="Roboto Mono"/>
         </w:rPr>
         <w:t xml:space="preserve">Person 1 </w:t>
       </w:r>
       <w:r>
         <w:rPr>
-          <w:rFonts w:ascii="Arial" w:hAnsi="Arial" w:cs="Arial"/>
+          <w:rFonts w:ascii="Roboto Mono" w:hAnsi="Roboto Mono" w:cs="Arial" w:eastAsia="Roboto Mono"/>
         </w:rPr>
         <w:t>─────</w:t>
       </w:r>
       <w:r>
         <w:rPr>
-          <w:rFonts w:ascii="Roboto Mono" w:hAnsi="Roboto Mono"/>
+          <w:rFonts w:ascii="Roboto Mono" w:hAnsi="Roboto Mono" w:eastAsia="Roboto Mono"/>
         </w:rPr>
         <w:t xml:space="preserve"> 1 Passport</w:t>
       </w:r>
@@ -4542,7 +4542,7 @@
       </w:pPr>
       <w:r>
         <w:rPr>
-          <w:rFonts w:ascii="Roboto Mono" w:hAnsi="Roboto Mono"/>
+          <w:rFonts w:ascii="Roboto Mono" w:hAnsi="Roboto Mono" w:eastAsia="Roboto Mono"/>
         </w:rPr>
         <w:t>Only one match on each side.</w:t>
       </w:r>
@@ -4555,7 +4555,7 @@
       </w:pPr>
       <w:r>
         <w:rPr>
-          <w:rFonts w:ascii="Roboto Mono" w:hAnsi="Roboto Mono"/>
+          <w:rFonts w:ascii="Roboto Mono" w:hAnsi="Roboto Mono" w:eastAsia="Roboto Mono"/>
         </w:rPr>
         <w:pict w14:anchorId="7780CF9E">
           <v:rect id="_x0000_i1042" style="width:0;height:1.5pt" o:hralign="center" o:hrstd="t" o:hr="t" fillcolor="#a0a0a0" stroked="f"/>
@@ -4572,7 +4572,7 @@
       </w:pPr>
       <w:r>
         <w:rPr>
-          <w:rFonts w:ascii="Roboto Mono" w:hAnsi="Roboto Mono"/>
+          <w:rFonts w:ascii="Roboto Mono" w:hAnsi="Roboto Mono" w:eastAsia="Roboto Mono"/>
           <w:b/>
           <w:bCs/>
         </w:rPr>
@@ -4649,19 +4649,19 @@
       </w:pPr>
       <w:r>
         <w:rPr>
-          <w:rFonts w:ascii="Roboto Mono" w:hAnsi="Roboto Mono"/>
+          <w:rFonts w:ascii="Roboto Mono" w:hAnsi="Roboto Mono" w:eastAsia="Roboto Mono"/>
         </w:rPr>
         <w:t xml:space="preserve">Customer 1 </w:t>
       </w:r>
       <w:r>
         <w:rPr>
-          <w:rFonts w:ascii="Arial" w:hAnsi="Arial" w:cs="Arial"/>
+          <w:rFonts w:ascii="Roboto Mono" w:hAnsi="Roboto Mono" w:cs="Arial" w:eastAsia="Roboto Mono"/>
         </w:rPr>
         <w:t>─────</w:t>
       </w:r>
       <w:r>
         <w:rPr>
-          <w:rFonts w:ascii="Roboto Mono" w:hAnsi="Roboto Mono"/>
+          <w:rFonts w:ascii="Roboto Mono" w:hAnsi="Roboto Mono" w:eastAsia="Roboto Mono"/>
         </w:rPr>
         <w:t xml:space="preserve"> N Orders</w:t>
       </w:r>
@@ -4674,7 +4674,7 @@
       </w:pPr>
       <w:r>
         <w:rPr>
-          <w:rFonts w:ascii="Roboto Mono" w:hAnsi="Roboto Mono"/>
+          <w:rFonts w:ascii="Roboto Mono" w:hAnsi="Roboto Mono" w:eastAsia="Roboto Mono"/>
         </w:rPr>
         <w:t>One record can have many related records.</w:t>
       </w:r>
@@ -4687,7 +4687,7 @@
       </w:pPr>
       <w:r>
         <w:rPr>
-          <w:rFonts w:ascii="Roboto Mono" w:hAnsi="Roboto Mono"/>
+          <w:rFonts w:ascii="Roboto Mono" w:hAnsi="Roboto Mono" w:eastAsia="Roboto Mono"/>
         </w:rPr>
         <w:pict w14:anchorId="23A9CB2C">
           <v:rect id="_x0000_i1043" style="width:0;height:1.5pt" o:hralign="center" o:hrstd="t" o:hr="t" fillcolor="#a0a0a0" stroked="f"/>
@@ -4704,7 +4704,7 @@
       </w:pPr>
       <w:r>
         <w:rPr>
-          <w:rFonts w:ascii="Roboto Mono" w:hAnsi="Roboto Mono"/>
+          <w:rFonts w:ascii="Roboto Mono" w:hAnsi="Roboto Mono" w:eastAsia="Roboto Mono"/>
           <w:b/>
           <w:bCs/>
         </w:rPr>
@@ -5120,7 +5120,7 @@
       </w:pPr>
       <w:r>
         <w:rPr>
-          <w:rFonts w:ascii="Roboto Mono" w:hAnsi="Roboto Mono"/>
+          <w:rFonts w:ascii="Roboto Mono" w:hAnsi="Roboto Mono" w:eastAsia="Roboto Mono"/>
         </w:rPr>
         <w:pict w14:anchorId="43E42AAE">
           <v:rect id="_x0000_i1044" style="width:0;height:1.5pt" o:hralign="center" o:hrstd="t" o:hr="t" fillcolor="#a0a0a0" stroked="f"/>
@@ -5144,7 +5144,7 @@
     <w:p>
       <w:r>
         <w:rPr>
-          <w:rFonts w:ascii="Arial" w:hAnsi="Arial" w:cs="Arial"/>
+          <w:rFonts w:ascii="Arial" w:hAnsi="Arial" w:cs="Arial" w:eastAsia="Arial"/>
           <w:b/>
           <w:color w:val="000000"/>
           <w:sz w:val="18"/>
@@ -5154,7 +5154,7 @@
       </w:r>
       <w:r>
         <w:rPr>
-          <w:rFonts w:ascii="Arial" w:hAnsi="Arial" w:cs="Arial"/>
+          <w:rFonts w:ascii="Arial" w:hAnsi="Arial" w:cs="Arial" w:eastAsia="Arial"/>
           <w:color w:val="000000"/>
           <w:sz w:val="18"/>
           <w:highlight w:val="lightGray"/>
@@ -5163,7 +5163,7 @@
       </w:r>
       <w:r>
         <w:rPr>
-          <w:rFonts w:ascii="Arial" w:hAnsi="Arial" w:cs="Arial"/>
+          <w:rFonts w:ascii="Arial" w:hAnsi="Arial" w:cs="Arial" w:eastAsia="Arial"/>
           <w:b/>
           <w:color w:val="000000"/>
           <w:sz w:val="18"/>
@@ -5173,7 +5173,7 @@
       </w:r>
       <w:r>
         <w:rPr>
-          <w:rFonts w:ascii="Arial" w:hAnsi="Arial" w:cs="Arial"/>
+          <w:rFonts w:ascii="Arial" w:hAnsi="Arial" w:cs="Arial" w:eastAsia="Arial"/>
           <w:color w:val="000000"/>
           <w:sz w:val="18"/>
           <w:highlight w:val="lightGray"/>
@@ -5182,7 +5182,7 @@
       </w:r>
       <w:r>
         <w:rPr>
-          <w:rFonts w:ascii="Arial" w:hAnsi="Arial" w:cs="Arial"/>
+          <w:rFonts w:ascii="Arial" w:hAnsi="Arial" w:cs="Arial" w:eastAsia="Arial"/>
           <w:b/>
           <w:color w:val="000000"/>
           <w:sz w:val="18"/>
@@ -5192,7 +5192,7 @@
       </w:r>
       <w:r>
         <w:rPr>
-          <w:rFonts w:ascii="Arial" w:hAnsi="Arial" w:cs="Arial"/>
+          <w:rFonts w:ascii="Arial" w:hAnsi="Arial" w:cs="Arial" w:eastAsia="Arial"/>
           <w:color w:val="000000"/>
           <w:sz w:val="18"/>
           <w:highlight w:val="lightGray"/>
@@ -5210,7 +5210,7 @@
       </w:pPr>
       <w:r>
         <w:rPr>
-          <w:rFonts w:ascii="Roboto Mono" w:hAnsi="Roboto Mono"/>
+          <w:rFonts w:ascii="Roboto Mono" w:hAnsi="Roboto Mono" w:eastAsia="Roboto Mono"/>
           <w:b/>
           <w:bCs/>
         </w:rPr>
@@ -5287,19 +5287,19 @@
       </w:pPr>
       <w:r>
         <w:rPr>
-          <w:rFonts w:ascii="Roboto Mono" w:hAnsi="Roboto Mono"/>
+          <w:rFonts w:ascii="Roboto Mono" w:hAnsi="Roboto Mono" w:eastAsia="Roboto Mono"/>
         </w:rPr>
         <w:t xml:space="preserve">Department 1 </w:t>
       </w:r>
       <w:r>
         <w:rPr>
-          <w:rFonts w:ascii="Arial" w:hAnsi="Arial" w:cs="Arial"/>
+          <w:rFonts w:ascii="Roboto Mono" w:hAnsi="Roboto Mono" w:cs="Arial" w:eastAsia="Roboto Mono"/>
         </w:rPr>
         <w:t>─────</w:t>
       </w:r>
       <w:r>
         <w:rPr>
-          <w:rFonts w:ascii="Roboto Mono" w:hAnsi="Roboto Mono"/>
+          <w:rFonts w:ascii="Roboto Mono" w:hAnsi="Roboto Mono" w:eastAsia="Roboto Mono"/>
         </w:rPr>
         <w:t xml:space="preserve"> N Employees</w:t>
       </w:r>
@@ -5312,7 +5312,7 @@
       </w:pPr>
       <w:r>
         <w:rPr>
-          <w:rFonts w:ascii="Roboto Mono" w:hAnsi="Roboto Mono"/>
+          <w:rFonts w:ascii="Roboto Mono" w:hAnsi="Roboto Mono" w:eastAsia="Roboto Mono"/>
         </w:rPr>
         <w:t>Each employee belongs to one department.</w:t>
       </w:r>
@@ -5325,7 +5325,7 @@
       </w:pPr>
       <w:r>
         <w:rPr>
-          <w:rFonts w:ascii="Roboto Mono" w:hAnsi="Roboto Mono"/>
+          <w:rFonts w:ascii="Roboto Mono" w:hAnsi="Roboto Mono" w:eastAsia="Roboto Mono"/>
         </w:rPr>
         <w:pict w14:anchorId="23462AEE">
           <v:rect id="_x0000_i1045" style="width:0;height:1.5pt" o:hralign="center" o:hrstd="t" o:hr="t" fillcolor="#a0a0a0" stroked="f"/>
@@ -5342,7 +5342,7 @@
       </w:pPr>
       <w:r>
         <w:rPr>
-          <w:rFonts w:ascii="Roboto Mono" w:hAnsi="Roboto Mono"/>
+          <w:rFonts w:ascii="Roboto Mono" w:hAnsi="Roboto Mono" w:eastAsia="Roboto Mono"/>
           <w:b/>
           <w:bCs/>
         </w:rPr>
@@ -5419,19 +5419,19 @@
       </w:pPr>
       <w:r>
         <w:rPr>
-          <w:rFonts w:ascii="Roboto Mono" w:hAnsi="Roboto Mono"/>
+          <w:rFonts w:ascii="Roboto Mono" w:hAnsi="Roboto Mono" w:eastAsia="Roboto Mono"/>
         </w:rPr>
         <w:t xml:space="preserve">Students M </w:t>
       </w:r>
       <w:r>
         <w:rPr>
-          <w:rFonts w:ascii="Arial" w:hAnsi="Arial" w:cs="Arial"/>
+          <w:rFonts w:ascii="Roboto Mono" w:hAnsi="Roboto Mono" w:cs="Arial" w:eastAsia="Roboto Mono"/>
         </w:rPr>
         <w:t>─────</w:t>
       </w:r>
       <w:r>
         <w:rPr>
-          <w:rFonts w:ascii="Roboto Mono" w:hAnsi="Roboto Mono"/>
+          <w:rFonts w:ascii="Roboto Mono" w:hAnsi="Roboto Mono" w:eastAsia="Roboto Mono"/>
         </w:rPr>
         <w:t xml:space="preserve"> N Courses</w:t>
       </w:r>
@@ -5444,7 +5444,7 @@
       </w:pPr>
       <w:r>
         <w:rPr>
-          <w:rFonts w:ascii="Roboto Mono" w:hAnsi="Roboto Mono"/>
+          <w:rFonts w:ascii="Roboto Mono" w:hAnsi="Roboto Mono" w:eastAsia="Roboto Mono"/>
         </w:rPr>
         <w:t>Students can take many courses and courses can have many students.</w:t>
       </w:r>
@@ -5457,7 +5457,7 @@
       </w:pPr>
       <w:r>
         <w:rPr>
-          <w:rFonts w:ascii="Roboto Mono" w:hAnsi="Roboto Mono"/>
+          <w:rFonts w:ascii="Roboto Mono" w:hAnsi="Roboto Mono" w:eastAsia="Roboto Mono"/>
         </w:rPr>
         <w:pict w14:anchorId="55E9BE82">
           <v:rect id="_x0000_i1046" style="width:0;height:1.5pt" o:hralign="center" o:hrstd="t" o:hr="t" fillcolor="#a0a0a0" stroked="f"/>
@@ -5481,7 +5481,7 @@
     <w:p>
       <w:r>
         <w:rPr>
-          <w:rFonts w:ascii="Arial" w:hAnsi="Arial" w:cs="Arial"/>
+          <w:rFonts w:ascii="Arial" w:hAnsi="Arial" w:cs="Arial" w:eastAsia="Arial"/>
           <w:b/>
           <w:color w:val="000000"/>
           <w:sz w:val="18"/>
@@ -5491,7 +5491,7 @@
       </w:r>
       <w:r>
         <w:rPr>
-          <w:rFonts w:ascii="Arial" w:hAnsi="Arial" w:cs="Arial"/>
+          <w:rFonts w:ascii="Arial" w:hAnsi="Arial" w:cs="Arial" w:eastAsia="Arial"/>
           <w:color w:val="000000"/>
           <w:sz w:val="18"/>
           <w:highlight w:val="lightGray"/>
@@ -5500,7 +5500,7 @@
       </w:r>
       <w:r>
         <w:rPr>
-          <w:rFonts w:ascii="Arial" w:hAnsi="Arial" w:cs="Arial"/>
+          <w:rFonts w:ascii="Arial" w:hAnsi="Arial" w:cs="Arial" w:eastAsia="Arial"/>
           <w:b/>
           <w:color w:val="000000"/>
           <w:sz w:val="18"/>
@@ -5510,7 +5510,7 @@
       </w:r>
       <w:r>
         <w:rPr>
-          <w:rFonts w:ascii="Arial" w:hAnsi="Arial" w:cs="Arial"/>
+          <w:rFonts w:ascii="Arial" w:hAnsi="Arial" w:cs="Arial" w:eastAsia="Arial"/>
           <w:color w:val="000000"/>
           <w:sz w:val="18"/>
           <w:highlight w:val="lightGray"/>
@@ -5519,7 +5519,7 @@
       </w:r>
       <w:r>
         <w:rPr>
-          <w:rFonts w:ascii="Arial" w:hAnsi="Arial" w:cs="Arial"/>
+          <w:rFonts w:ascii="Arial" w:hAnsi="Arial" w:cs="Arial" w:eastAsia="Arial"/>
           <w:b/>
           <w:color w:val="000000"/>
           <w:sz w:val="18"/>
@@ -5529,7 +5529,7 @@
       </w:r>
       <w:r>
         <w:rPr>
-          <w:rFonts w:ascii="Arial" w:hAnsi="Arial" w:cs="Arial"/>
+          <w:rFonts w:ascii="Arial" w:hAnsi="Arial" w:cs="Arial" w:eastAsia="Arial"/>
           <w:color w:val="000000"/>
           <w:sz w:val="18"/>
           <w:highlight w:val="lightGray"/>
@@ -5545,7 +5545,7 @@
       </w:pPr>
       <w:r>
         <w:rPr>
-          <w:rFonts w:ascii="Roboto Mono" w:hAnsi="Roboto Mono"/>
+          <w:rFonts w:ascii="Roboto Mono" w:hAnsi="Roboto Mono" w:eastAsia="Roboto Mono"/>
         </w:rPr>
         <w:t>Think of a mother and her children:</w:t>
       </w:r>
@@ -5618,57 +5618,57 @@
       </w:pPr>
       <w:r>
         <w:rPr>
-          <w:rFonts w:ascii="Roboto Mono" w:hAnsi="Roboto Mono"/>
+          <w:rFonts w:ascii="Roboto Mono" w:hAnsi="Roboto Mono" w:eastAsia="Roboto Mono"/>
         </w:rPr>
         <w:t xml:space="preserve">Mother </w:t>
       </w:r>
       <w:r>
         <w:rPr>
-          <w:rFonts w:ascii="Arial" w:hAnsi="Arial" w:cs="Arial"/>
+          <w:rFonts w:ascii="Roboto Mono" w:hAnsi="Roboto Mono" w:cs="Arial" w:eastAsia="Roboto Mono"/>
         </w:rPr>
         <w:t>→</w:t>
       </w:r>
       <w:r>
         <w:rPr>
-          <w:rFonts w:ascii="Roboto Mono" w:hAnsi="Roboto Mono"/>
+          <w:rFonts w:ascii="Roboto Mono" w:hAnsi="Roboto Mono" w:eastAsia="Roboto Mono"/>
         </w:rPr>
         <w:t xml:space="preserve"> Child 1</w:t>
       </w:r>
       <w:r>
         <w:rPr>
-          <w:rFonts w:ascii="Roboto Mono" w:hAnsi="Roboto Mono"/>
+          <w:rFonts w:ascii="Roboto Mono" w:hAnsi="Roboto Mono" w:eastAsia="Roboto Mono"/>
         </w:rPr>
         <w:br/>
         <w:t xml:space="preserve">       </w:t>
       </w:r>
       <w:r>
         <w:rPr>
-          <w:rFonts w:ascii="Arial" w:hAnsi="Arial" w:cs="Arial"/>
+          <w:rFonts w:ascii="Roboto Mono" w:hAnsi="Roboto Mono" w:cs="Arial" w:eastAsia="Roboto Mono"/>
         </w:rPr>
         <w:t>→</w:t>
       </w:r>
       <w:r>
         <w:rPr>
-          <w:rFonts w:ascii="Roboto Mono" w:hAnsi="Roboto Mono"/>
+          <w:rFonts w:ascii="Roboto Mono" w:hAnsi="Roboto Mono" w:eastAsia="Roboto Mono"/>
         </w:rPr>
         <w:t xml:space="preserve"> Child 2</w:t>
       </w:r>
       <w:r>
         <w:rPr>
-          <w:rFonts w:ascii="Roboto Mono" w:hAnsi="Roboto Mono"/>
+          <w:rFonts w:ascii="Roboto Mono" w:hAnsi="Roboto Mono" w:eastAsia="Roboto Mono"/>
         </w:rPr>
         <w:br/>
         <w:t xml:space="preserve">       </w:t>
       </w:r>
       <w:r>
         <w:rPr>
-          <w:rFonts w:ascii="Arial" w:hAnsi="Arial" w:cs="Arial"/>
+          <w:rFonts w:ascii="Roboto Mono" w:hAnsi="Roboto Mono" w:cs="Arial" w:eastAsia="Roboto Mono"/>
         </w:rPr>
         <w:t>→</w:t>
       </w:r>
       <w:r>
         <w:rPr>
-          <w:rFonts w:ascii="Roboto Mono" w:hAnsi="Roboto Mono"/>
+          <w:rFonts w:ascii="Roboto Mono" w:hAnsi="Roboto Mono" w:eastAsia="Roboto Mono"/>
         </w:rPr>
         <w:t xml:space="preserve"> Child 3</w:t>
       </w:r>
@@ -5681,7 +5681,7 @@
       </w:pPr>
       <w:r>
         <w:rPr>
-          <w:rFonts w:ascii="Roboto Mono" w:hAnsi="Roboto Mono"/>
+          <w:rFonts w:ascii="Roboto Mono" w:hAnsi="Roboto Mono" w:eastAsia="Roboto Mono"/>
         </w:rPr>
         <w:t>One mother can have many children, but each child has one biological mother in this simplified example.</w:t>
       </w:r>
@@ -5694,13 +5694,13 @@
       </w:pPr>
       <w:r>
         <w:rPr>
-          <w:rFonts w:ascii="Roboto Mono" w:hAnsi="Roboto Mono"/>
+          <w:rFonts w:ascii="Roboto Mono" w:hAnsi="Roboto Mono" w:eastAsia="Roboto Mono"/>
         </w:rPr>
         <w:t xml:space="preserve">This is a </w:t>
       </w:r>
       <w:r>
         <w:rPr>
-          <w:rFonts w:ascii="Roboto Mono" w:hAnsi="Roboto Mono"/>
+          <w:rFonts w:ascii="Roboto Mono" w:hAnsi="Roboto Mono" w:eastAsia="Roboto Mono"/>
           <w:b/>
           <w:bCs/>
         </w:rPr>
@@ -5708,7 +5708,7 @@
       </w:r>
       <w:r>
         <w:rPr>
-          <w:rFonts w:ascii="Roboto Mono" w:hAnsi="Roboto Mono"/>
+          <w:rFonts w:ascii="Roboto Mono" w:hAnsi="Roboto Mono" w:eastAsia="Roboto Mono"/>
         </w:rPr>
         <w:t>.</w:t>
       </w:r>
@@ -5721,7 +5721,7 @@
       </w:pPr>
       <w:r>
         <w:rPr>
-          <w:rFonts w:ascii="Roboto Mono" w:hAnsi="Roboto Mono"/>
+          <w:rFonts w:ascii="Roboto Mono" w:hAnsi="Roboto Mono" w:eastAsia="Roboto Mono"/>
         </w:rPr>
         <w:pict w14:anchorId="033E5719">
           <v:rect id="_x0000_i1047" style="width:0;height:1.5pt" o:hralign="center" o:hrstd="t" o:hr="t" fillcolor="#a0a0a0" stroked="f"/>
@@ -5745,7 +5745,7 @@
     <w:p>
       <w:r>
         <w:rPr>
-          <w:rFonts w:ascii="Arial" w:hAnsi="Arial" w:cs="Arial"/>
+          <w:rFonts w:ascii="Arial" w:hAnsi="Arial" w:cs="Arial" w:eastAsia="Arial"/>
           <w:b/>
           <w:color w:val="000000"/>
           <w:sz w:val="18"/>
@@ -5755,7 +5755,7 @@
       </w:r>
       <w:r>
         <w:rPr>
-          <w:rFonts w:ascii="Arial" w:hAnsi="Arial" w:cs="Arial"/>
+          <w:rFonts w:ascii="Arial" w:hAnsi="Arial" w:cs="Arial" w:eastAsia="Arial"/>
           <w:color w:val="000000"/>
           <w:sz w:val="18"/>
           <w:highlight w:val="lightGray"/>
@@ -5764,7 +5764,7 @@
       </w:r>
       <w:r>
         <w:rPr>
-          <w:rFonts w:ascii="Arial" w:hAnsi="Arial" w:cs="Arial"/>
+          <w:rFonts w:ascii="Arial" w:hAnsi="Arial" w:cs="Arial" w:eastAsia="Arial"/>
           <w:b/>
           <w:color w:val="000000"/>
           <w:sz w:val="18"/>
@@ -5774,7 +5774,7 @@
       </w:r>
       <w:r>
         <w:rPr>
-          <w:rFonts w:ascii="Arial" w:hAnsi="Arial" w:cs="Arial"/>
+          <w:rFonts w:ascii="Arial" w:hAnsi="Arial" w:cs="Arial" w:eastAsia="Arial"/>
           <w:color w:val="000000"/>
           <w:sz w:val="18"/>
           <w:highlight w:val="lightGray"/>
@@ -5783,7 +5783,7 @@
       </w:r>
       <w:r>
         <w:rPr>
-          <w:rFonts w:ascii="Arial" w:hAnsi="Arial" w:cs="Arial"/>
+          <w:rFonts w:ascii="Arial" w:hAnsi="Arial" w:cs="Arial" w:eastAsia="Arial"/>
           <w:b/>
           <w:color w:val="000000"/>
           <w:sz w:val="18"/>
@@ -5793,7 +5793,7 @@
       </w:r>
       <w:r>
         <w:rPr>
-          <w:rFonts w:ascii="Arial" w:hAnsi="Arial" w:cs="Arial"/>
+          <w:rFonts w:ascii="Arial" w:hAnsi="Arial" w:cs="Arial" w:eastAsia="Arial"/>
           <w:color w:val="000000"/>
           <w:sz w:val="18"/>
           <w:highlight w:val="lightGray"/>
@@ -5809,13 +5809,13 @@
       </w:pPr>
       <w:r>
         <w:rPr>
-          <w:rFonts w:ascii="Roboto Mono" w:hAnsi="Roboto Mono"/>
+          <w:rFonts w:ascii="Roboto Mono" w:hAnsi="Roboto Mono" w:eastAsia="Roboto Mono"/>
         </w:rPr>
         <w:t xml:space="preserve">A </w:t>
       </w:r>
       <w:r>
         <w:rPr>
-          <w:rFonts w:ascii="Roboto Mono" w:hAnsi="Roboto Mono"/>
+          <w:rFonts w:ascii="Roboto Mono" w:hAnsi="Roboto Mono" w:eastAsia="Roboto Mono"/>
           <w:b/>
           <w:bCs/>
         </w:rPr>
@@ -5823,13 +5823,13 @@
       </w:r>
       <w:r>
         <w:rPr>
-          <w:rFonts w:ascii="Roboto Mono" w:hAnsi="Roboto Mono"/>
+          <w:rFonts w:ascii="Roboto Mono" w:hAnsi="Roboto Mono" w:eastAsia="Roboto Mono"/>
         </w:rPr>
         <w:t xml:space="preserve"> occurs when one record in one entity can be associated with many records in another entity, while each record in the second entity is associated with only one record in the first. Examples include </w:t>
       </w:r>
       <w:r>
         <w:rPr>
-          <w:rFonts w:ascii="Roboto Mono" w:hAnsi="Roboto Mono"/>
+          <w:rFonts w:ascii="Roboto Mono" w:hAnsi="Roboto Mono" w:eastAsia="Roboto Mono"/>
           <w:b/>
           <w:bCs/>
         </w:rPr>
@@ -5837,13 +5837,13 @@
       </w:r>
       <w:r>
         <w:rPr>
-          <w:rFonts w:ascii="Roboto Mono" w:hAnsi="Roboto Mono"/>
+          <w:rFonts w:ascii="Roboto Mono" w:hAnsi="Roboto Mono" w:eastAsia="Roboto Mono"/>
         </w:rPr>
         <w:t xml:space="preserve">, </w:t>
       </w:r>
       <w:r>
         <w:rPr>
-          <w:rFonts w:ascii="Roboto Mono" w:hAnsi="Roboto Mono"/>
+          <w:rFonts w:ascii="Roboto Mono" w:hAnsi="Roboto Mono" w:eastAsia="Roboto Mono"/>
           <w:b/>
           <w:bCs/>
         </w:rPr>
@@ -5851,13 +5851,13 @@
       </w:r>
       <w:r>
         <w:rPr>
-          <w:rFonts w:ascii="Roboto Mono" w:hAnsi="Roboto Mono"/>
+          <w:rFonts w:ascii="Roboto Mono" w:hAnsi="Roboto Mono" w:eastAsia="Roboto Mono"/>
         </w:rPr>
         <w:t xml:space="preserve">, and </w:t>
       </w:r>
       <w:r>
         <w:rPr>
-          <w:rFonts w:ascii="Roboto Mono" w:hAnsi="Roboto Mono"/>
+          <w:rFonts w:ascii="Roboto Mono" w:hAnsi="Roboto Mono" w:eastAsia="Roboto Mono"/>
           <w:b/>
           <w:bCs/>
         </w:rPr>
@@ -5865,13 +5865,13 @@
       </w:r>
       <w:r>
         <w:rPr>
-          <w:rFonts w:ascii="Roboto Mono" w:hAnsi="Roboto Mono"/>
+          <w:rFonts w:ascii="Roboto Mono" w:hAnsi="Roboto Mono" w:eastAsia="Roboto Mono"/>
         </w:rPr>
         <w:t xml:space="preserve">. It is usually implemented using a </w:t>
       </w:r>
       <w:r>
         <w:rPr>
-          <w:rFonts w:ascii="Roboto Mono" w:hAnsi="Roboto Mono"/>
+          <w:rFonts w:ascii="Roboto Mono" w:hAnsi="Roboto Mono" w:eastAsia="Roboto Mono"/>
           <w:b/>
           <w:bCs/>
         </w:rPr>
@@ -5879,7 +5879,7 @@
       </w:r>
       <w:r>
         <w:rPr>
-          <w:rFonts w:ascii="Roboto Mono" w:hAnsi="Roboto Mono"/>
+          <w:rFonts w:ascii="Roboto Mono" w:hAnsi="Roboto Mono" w:eastAsia="Roboto Mono"/>
         </w:rPr>
         <w:t xml:space="preserve"> in the "many" table.</w:t>
       </w:r>

--- a/Knowledge/3-Work knowledge/1-Software Engineering/2-General Technologies/9-Databases/5-My Source/1-Intro to Databases/1-Data Models/1-Components of a Data Model/2-Types of Relationships/2-One-to-Many.docx
+++ b/Knowledge/3-Work knowledge/1-Software Engineering/2-General Technologies/9-Databases/5-My Source/1-Intro to Databases/1-Data Models/1-Components of a Data Model/2-Types of Relationships/2-One-to-Many.docx
@@ -7,6 +7,9 @@
         <w:pStyle w:val="Heading1"/>
       </w:pPr>
       <w:r>
+        <w:rPr>
+          <w:rFonts w:ascii="Calibri Light" w:hAnsi="Calibri Light" w:eastAsia="Calibri Light"/>
+        </w:rPr>
         <w:t>One-to-Many</w:t>
       </w:r>
     </w:p>
@@ -16,11 +19,14 @@
       </w:pPr>
       <w:r>
         <w:rPr>
-          <w:rFonts w:ascii="Segoe UI Emoji" w:hAnsi="Segoe UI Emoji" w:cs="Segoe UI Emoji"/>
+          <w:rFonts w:ascii="Calibri Light" w:hAnsi="Calibri Light" w:cs="Segoe UI Emoji" w:eastAsia="Calibri Light"/>
         </w:rPr>
         <w:t>🌟</w:t>
       </w:r>
       <w:r>
+        <w:rPr>
+          <w:rFonts w:ascii="Calibri Light" w:hAnsi="Calibri Light" w:eastAsia="Calibri Light"/>
+        </w:rPr>
         <w:t xml:space="preserve"> Definition</w:t>
       </w:r>
     </w:p>
@@ -289,11 +295,14 @@
       </w:pPr>
       <w:r>
         <w:rPr>
-          <w:rFonts w:ascii="Segoe UI Emoji" w:hAnsi="Segoe UI Emoji" w:cs="Segoe UI Emoji"/>
+          <w:rFonts w:ascii="Calibri Light" w:hAnsi="Calibri Light" w:cs="Segoe UI Emoji" w:eastAsia="Calibri Light"/>
         </w:rPr>
         <w:t>🎯</w:t>
       </w:r>
       <w:r>
+        <w:rPr>
+          <w:rFonts w:ascii="Calibri Light" w:hAnsi="Calibri Light" w:eastAsia="Calibri Light"/>
+        </w:rPr>
         <w:t xml:space="preserve"> Purpose</w:t>
       </w:r>
     </w:p>
@@ -441,11 +450,14 @@
       </w:pPr>
       <w:r>
         <w:rPr>
-          <w:rFonts w:ascii="Segoe UI Emoji" w:hAnsi="Segoe UI Emoji" w:cs="Segoe UI Emoji"/>
+          <w:rFonts w:ascii="Calibri Light" w:hAnsi="Calibri Light" w:cs="Segoe UI Emoji" w:eastAsia="Calibri Light"/>
         </w:rPr>
         <w:t>🧠</w:t>
       </w:r>
       <w:r>
+        <w:rPr>
+          <w:rFonts w:ascii="Calibri Light" w:hAnsi="Calibri Light" w:eastAsia="Calibri Light"/>
+        </w:rPr>
         <w:t xml:space="preserve"> Simple Example</w:t>
       </w:r>
     </w:p>
@@ -1440,11 +1452,14 @@
       </w:pPr>
       <w:r>
         <w:rPr>
-          <w:rFonts w:ascii="Segoe UI Emoji" w:hAnsi="Segoe UI Emoji" w:cs="Segoe UI Emoji"/>
+          <w:rFonts w:ascii="Calibri Light" w:hAnsi="Calibri Light" w:cs="Segoe UI Emoji" w:eastAsia="Calibri Light"/>
         </w:rPr>
         <w:t>📚</w:t>
       </w:r>
       <w:r>
+        <w:rPr>
+          <w:rFonts w:ascii="Calibri Light" w:hAnsi="Calibri Light" w:eastAsia="Calibri Light"/>
+        </w:rPr>
         <w:t xml:space="preserve"> Real-World Examples</w:t>
       </w:r>
     </w:p>
@@ -1453,15 +1468,21 @@
         <w:pStyle w:val="Heading3"/>
       </w:pPr>
       <w:r>
+        <w:rPr>
+          <w:rFonts w:ascii="Calibri Light" w:hAnsi="Calibri Light" w:eastAsia="Calibri Light"/>
+        </w:rPr>
         <w:t xml:space="preserve">1. Customer </w:t>
       </w:r>
       <w:r>
         <w:rPr>
-          <w:rFonts w:ascii="Arial" w:hAnsi="Arial" w:cs="Arial"/>
+          <w:rFonts w:ascii="Calibri Light" w:hAnsi="Calibri Light" w:cs="Arial" w:eastAsia="Calibri Light"/>
         </w:rPr>
         <w:t>↔</w:t>
       </w:r>
       <w:r>
+        <w:rPr>
+          <w:rFonts w:ascii="Calibri Light" w:hAnsi="Calibri Light" w:eastAsia="Calibri Light"/>
+        </w:rPr>
         <w:t xml:space="preserve"> Orders</w:t>
       </w:r>
     </w:p>
@@ -1631,15 +1652,21 @@
         <w:pStyle w:val="Heading3"/>
       </w:pPr>
       <w:r>
+        <w:rPr>
+          <w:rFonts w:ascii="Calibri Light" w:hAnsi="Calibri Light" w:eastAsia="Calibri Light"/>
+        </w:rPr>
         <w:t xml:space="preserve">2. Department </w:t>
       </w:r>
       <w:r>
         <w:rPr>
-          <w:rFonts w:ascii="Arial" w:hAnsi="Arial" w:cs="Arial"/>
+          <w:rFonts w:ascii="Calibri Light" w:hAnsi="Calibri Light" w:cs="Arial" w:eastAsia="Calibri Light"/>
         </w:rPr>
         <w:t>↔</w:t>
       </w:r>
       <w:r>
+        <w:rPr>
+          <w:rFonts w:ascii="Calibri Light" w:hAnsi="Calibri Light" w:eastAsia="Calibri Light"/>
+        </w:rPr>
         <w:t xml:space="preserve"> Employees</w:t>
       </w:r>
     </w:p>
@@ -1809,15 +1836,21 @@
         <w:pStyle w:val="Heading3"/>
       </w:pPr>
       <w:r>
+        <w:rPr>
+          <w:rFonts w:ascii="Calibri Light" w:hAnsi="Calibri Light" w:eastAsia="Calibri Light"/>
+        </w:rPr>
         <w:t xml:space="preserve">3. Teacher </w:t>
       </w:r>
       <w:r>
         <w:rPr>
-          <w:rFonts w:ascii="Arial" w:hAnsi="Arial" w:cs="Arial"/>
+          <w:rFonts w:ascii="Calibri Light" w:hAnsi="Calibri Light" w:cs="Arial" w:eastAsia="Calibri Light"/>
         </w:rPr>
         <w:t>↔</w:t>
       </w:r>
       <w:r>
+        <w:rPr>
+          <w:rFonts w:ascii="Calibri Light" w:hAnsi="Calibri Light" w:eastAsia="Calibri Light"/>
+        </w:rPr>
         <w:t xml:space="preserve"> Students</w:t>
       </w:r>
     </w:p>
@@ -1987,15 +2020,21 @@
         <w:pStyle w:val="Heading3"/>
       </w:pPr>
       <w:r>
+        <w:rPr>
+          <w:rFonts w:ascii="Calibri Light" w:hAnsi="Calibri Light" w:eastAsia="Calibri Light"/>
+        </w:rPr>
         <w:t xml:space="preserve">4. Category </w:t>
       </w:r>
       <w:r>
         <w:rPr>
-          <w:rFonts w:ascii="Arial" w:hAnsi="Arial" w:cs="Arial"/>
+          <w:rFonts w:ascii="Calibri Light" w:hAnsi="Calibri Light" w:cs="Arial" w:eastAsia="Calibri Light"/>
         </w:rPr>
         <w:t>↔</w:t>
       </w:r>
       <w:r>
+        <w:rPr>
+          <w:rFonts w:ascii="Calibri Light" w:hAnsi="Calibri Light" w:eastAsia="Calibri Light"/>
+        </w:rPr>
         <w:t xml:space="preserve"> Products</w:t>
       </w:r>
     </w:p>
@@ -2165,15 +2204,21 @@
         <w:pStyle w:val="Heading3"/>
       </w:pPr>
       <w:r>
+        <w:rPr>
+          <w:rFonts w:ascii="Calibri Light" w:hAnsi="Calibri Light" w:eastAsia="Calibri Light"/>
+        </w:rPr>
         <w:t xml:space="preserve">5. Country </w:t>
       </w:r>
       <w:r>
         <w:rPr>
-          <w:rFonts w:ascii="Arial" w:hAnsi="Arial" w:cs="Arial"/>
+          <w:rFonts w:ascii="Calibri Light" w:hAnsi="Calibri Light" w:cs="Arial" w:eastAsia="Calibri Light"/>
         </w:rPr>
         <w:t>↔</w:t>
       </w:r>
       <w:r>
+        <w:rPr>
+          <w:rFonts w:ascii="Calibri Light" w:hAnsi="Calibri Light" w:eastAsia="Calibri Light"/>
+        </w:rPr>
         <w:t xml:space="preserve"> Cities</w:t>
       </w:r>
     </w:p>
@@ -2344,11 +2389,14 @@
       </w:pPr>
       <w:r>
         <w:rPr>
-          <w:rFonts w:ascii="Segoe UI Emoji" w:hAnsi="Segoe UI Emoji" w:cs="Segoe UI Emoji"/>
+          <w:rFonts w:ascii="Calibri Light" w:hAnsi="Calibri Light" w:cs="Segoe UI Emoji" w:eastAsia="Calibri Light"/>
         </w:rPr>
         <w:t>📊</w:t>
       </w:r>
       <w:r>
+        <w:rPr>
+          <w:rFonts w:ascii="Calibri Light" w:hAnsi="Calibri Light" w:eastAsia="Calibri Light"/>
+        </w:rPr>
         <w:t xml:space="preserve"> ER Diagram Representation</w:t>
       </w:r>
     </w:p>
@@ -2553,11 +2601,14 @@
       </w:pPr>
       <w:r>
         <w:rPr>
-          <w:rFonts w:ascii="Segoe UI Emoji" w:hAnsi="Segoe UI Emoji" w:cs="Segoe UI Emoji"/>
+          <w:rFonts w:ascii="Calibri Light" w:hAnsi="Calibri Light" w:cs="Segoe UI Emoji" w:eastAsia="Calibri Light"/>
         </w:rPr>
         <w:t>🗄️</w:t>
       </w:r>
       <w:r>
+        <w:rPr>
+          <w:rFonts w:ascii="Calibri Light" w:hAnsi="Calibri Light" w:eastAsia="Calibri Light"/>
+        </w:rPr>
         <w:t xml:space="preserve"> Database Implementation</w:t>
       </w:r>
     </w:p>
@@ -3370,11 +3421,14 @@
       </w:pPr>
       <w:r>
         <w:rPr>
-          <w:rFonts w:ascii="Segoe UI Emoji" w:hAnsi="Segoe UI Emoji" w:cs="Segoe UI Emoji"/>
+          <w:rFonts w:ascii="Calibri Light" w:hAnsi="Calibri Light" w:cs="Segoe UI Emoji" w:eastAsia="Calibri Light"/>
         </w:rPr>
         <w:t>🔢</w:t>
       </w:r>
       <w:r>
+        <w:rPr>
+          <w:rFonts w:ascii="Calibri Light" w:hAnsi="Calibri Light" w:eastAsia="Calibri Light"/>
+        </w:rPr>
         <w:t xml:space="preserve"> Characteristics of a One-to-Many Relationship</w:t>
       </w:r>
     </w:p>
@@ -3526,11 +3580,14 @@
       </w:pPr>
       <w:r>
         <w:rPr>
-          <w:rFonts w:ascii="Segoe UI Emoji" w:hAnsi="Segoe UI Emoji" w:cs="Segoe UI Emoji"/>
+          <w:rFonts w:ascii="Calibri Light" w:hAnsi="Calibri Light" w:cs="Segoe UI Emoji" w:eastAsia="Calibri Light"/>
         </w:rPr>
         <w:t>🌍</w:t>
       </w:r>
       <w:r>
+        <w:rPr>
+          <w:rFonts w:ascii="Calibri Light" w:hAnsi="Calibri Light" w:eastAsia="Calibri Light"/>
+        </w:rPr>
         <w:t xml:space="preserve"> Department Example</w:t>
       </w:r>
     </w:p>
@@ -4363,11 +4420,14 @@
       </w:pPr>
       <w:r>
         <w:rPr>
-          <w:rFonts w:ascii="Segoe UI Emoji" w:hAnsi="Segoe UI Emoji" w:cs="Segoe UI Emoji"/>
+          <w:rFonts w:ascii="Calibri Light" w:hAnsi="Calibri Light" w:cs="Segoe UI Emoji" w:eastAsia="Calibri Light"/>
         </w:rPr>
         <w:t>⚠️</w:t>
       </w:r>
       <w:r>
+        <w:rPr>
+          <w:rFonts w:ascii="Calibri Light" w:hAnsi="Calibri Light" w:eastAsia="Calibri Light"/>
+        </w:rPr>
         <w:t xml:space="preserve"> One-to-Many vs One-to-One</w:t>
       </w:r>
     </w:p>
@@ -5133,11 +5193,14 @@
       </w:pPr>
       <w:r>
         <w:rPr>
-          <w:rFonts w:ascii="Segoe UI Emoji" w:hAnsi="Segoe UI Emoji" w:cs="Segoe UI Emoji"/>
+          <w:rFonts w:ascii="Calibri Light" w:hAnsi="Calibri Light" w:cs="Segoe UI Emoji" w:eastAsia="Calibri Light"/>
         </w:rPr>
         <w:t>⚠️</w:t>
       </w:r>
       <w:r>
+        <w:rPr>
+          <w:rFonts w:ascii="Calibri Light" w:hAnsi="Calibri Light" w:eastAsia="Calibri Light"/>
+        </w:rPr>
         <w:t xml:space="preserve"> One-to-Many vs Many-to-Many</w:t>
       </w:r>
     </w:p>
@@ -5470,11 +5533,14 @@
       </w:pPr>
       <w:r>
         <w:rPr>
-          <w:rFonts w:ascii="Segoe UI Emoji" w:hAnsi="Segoe UI Emoji" w:cs="Segoe UI Emoji"/>
+          <w:rFonts w:ascii="Calibri Light" w:hAnsi="Calibri Light" w:cs="Segoe UI Emoji" w:eastAsia="Calibri Light"/>
         </w:rPr>
         <w:t>🧠</w:t>
       </w:r>
       <w:r>
+        <w:rPr>
+          <w:rFonts w:ascii="Calibri Light" w:hAnsi="Calibri Light" w:eastAsia="Calibri Light"/>
+        </w:rPr>
         <w:t xml:space="preserve"> Simple Analogy</w:t>
       </w:r>
     </w:p>
@@ -5734,11 +5800,14 @@
       </w:pPr>
       <w:r>
         <w:rPr>
-          <w:rFonts w:ascii="Segoe UI Emoji" w:hAnsi="Segoe UI Emoji" w:cs="Segoe UI Emoji"/>
+          <w:rFonts w:ascii="Calibri Light" w:hAnsi="Calibri Light" w:cs="Segoe UI Emoji" w:eastAsia="Calibri Light"/>
         </w:rPr>
         <w:t>🧭</w:t>
       </w:r>
       <w:r>
+        <w:rPr>
+          <w:rFonts w:ascii="Calibri Light" w:hAnsi="Calibri Light" w:eastAsia="Calibri Light"/>
+        </w:rPr>
         <w:t xml:space="preserve"> Summary</w:t>
       </w:r>
     </w:p>
